--- a/claude/thesis_chapter/RESULTS_CHAPTER_FA_R4_bw.docx
+++ b/claude/thesis_chapter/RESULTS_CHAPTER_FA_R4_bw.docx
@@ -2,7 +2,7 @@
 <file path=word/document.xml><?xml version="1.0" encoding="utf-8"?>
 <w:document xmlns:w="http://schemas.openxmlformats.org/wordprocessingml/2006/main" xmlns:m="http://schemas.openxmlformats.org/officeDocument/2006/math" xmlns:r="http://schemas.openxmlformats.org/officeDocument/2006/relationships" xmlns:o="urn:schemas-microsoft-com:office:office" xmlns:v="urn:schemas-microsoft-com:vml" xmlns:w10="urn:schemas-microsoft-com:office:word" xmlns:a="http://schemas.openxmlformats.org/drawingml/2006/main" xmlns:pic="http://schemas.openxmlformats.org/drawingml/2006/picture" xmlns:wp="http://schemas.openxmlformats.org/drawingml/2006/wordprocessingDrawing">
   <w:body>
-    <w:bookmarkStart w:id="99" w:name="فصل-چهارم-یافتههای-پژوهش"/>
+    <w:bookmarkStart w:id="108" w:name="فصل-چهارم-یافتههای-پژوهش"/>
     <w:p>
       <w:pPr>
         <w:pStyle w:val="Heading1"/>
@@ -994,7 +994,7 @@
           <wp:inline>
             <wp:extent cx="5334000" cy="4002024"/>
             <wp:effectExtent b="0" l="0" r="0" t="0"/>
-            <wp:docPr descr="conv_NL" title="" id="12" name="Picture"/>
+            <wp:docPr descr="همگرایی تعداد لایه: پروفیل تنش محیطی و دما، خطای L2 و هزینه برحسب تعداد لایه N_L (با N_r=15 و N_z=11)." title="" id="12" name="Picture"/>
             <a:graphic>
               <a:graphicData uri="http://schemas.openxmlformats.org/drawingml/2006/picture">
                 <pic:pic>
@@ -1041,7 +1041,7 @@
         <w:rPr>
           <w:rtl/>
         </w:rPr>
-        <w:t xml:space="preserve">conv_NL</w:t>
+        <w:t xml:space="preserve">همگرایی تعداد لایه: پروفیل تنش محیطی و دما، خطای L2 و هزینه برحسب تعداد لایه N_L (با N_r=15 و N_z=11).</w:t>
       </w:r>
     </w:p>
     <w:p>
@@ -1149,7 +1149,7 @@
           <wp:inline>
             <wp:extent cx="5334000" cy="3243072"/>
             <wp:effectExtent b="0" l="0" r="0" t="0"/>
-            <wp:docPr descr="conv_Nr" title="" id="15" name="Picture"/>
+            <wp:docPr descr="همگرایی نقاط شعاعیِ هر لایه (با N_z=11 و N_L=7)؛ کمیت‌های میدانی از N_r=7 همگرایند." title="" id="15" name="Picture"/>
             <a:graphic>
               <a:graphicData uri="http://schemas.openxmlformats.org/drawingml/2006/picture">
                 <pic:pic>
@@ -1196,7 +1196,7 @@
         <w:rPr>
           <w:rtl/>
         </w:rPr>
-        <w:t xml:space="preserve">conv_Nr</w:t>
+        <w:t xml:space="preserve">همگرایی نقاط شعاعیِ هر لایه (با N_z=11 و N_L=7)؛ کمیت‌های میدانی از N_r=7 همگرایند.</w:t>
       </w:r>
     </w:p>
     <w:p>
@@ -1304,7 +1304,7 @@
           <wp:inline>
             <wp:extent cx="5334000" cy="3243072"/>
             <wp:effectExtent b="0" l="0" r="0" t="0"/>
-            <wp:docPr descr="conv_Nz" title="" id="18" name="Picture"/>
+            <wp:docPr descr="همگرایی نقاط محوری، راستای تعیین‌کننده (با N_r=15 و N_L=7)؛ N_z=5 خطای ۹٫۴٪ می‌دهد؛ همراه با هزینهٔ سریِ خالص." title="" id="18" name="Picture"/>
             <a:graphic>
               <a:graphicData uri="http://schemas.openxmlformats.org/drawingml/2006/picture">
                 <pic:pic>
@@ -1351,7 +1351,7 @@
         <w:rPr>
           <w:rtl/>
         </w:rPr>
-        <w:t xml:space="preserve">conv_Nz</w:t>
+        <w:t xml:space="preserve">همگرایی نقاط محوری، راستای تعیین‌کننده (با N_r=15 و N_L=7)؛ N_z=5 خطای ۹٫۴٪ می‌دهد؛ همراه با هزینهٔ سریِ خالص.</w:t>
       </w:r>
     </w:p>
     <w:p>
@@ -1483,7 +1483,7 @@
           <wp:inline>
             <wp:extent cx="5334000" cy="3243072"/>
             <wp:effectExtent b="0" l="0" r="0" t="0"/>
-            <wp:docPr descr="conv_dt" title="" id="21" name="Picture"/>
+            <wp:docPr descr="همگرایی گام زمانی؛ گام‌های تا ۲ ثانیه همگرایند و گام ۵ ثانیه فراجهش کاذب می‌سازد." title="" id="21" name="Picture"/>
             <a:graphic>
               <a:graphicData uri="http://schemas.openxmlformats.org/drawingml/2006/picture">
                 <pic:pic>
@@ -1530,7 +1530,7 @@
         <w:rPr>
           <w:rtl/>
         </w:rPr>
-        <w:t xml:space="preserve">conv_dt</w:t>
+        <w:t xml:space="preserve">همگرایی گام زمانی؛ گام‌های تا ۲ ثانیه همگرایند و گام ۵ ثانیه فراجهش کاذب می‌سازد.</w:t>
       </w:r>
     </w:p>
     <w:p>
@@ -1602,7 +1602,7 @@
           <wp:inline>
             <wp:extent cx="5334000" cy="4036178"/>
             <wp:effectExtent b="0" l="0" r="0" t="0"/>
-            <wp:docPr descr="conv_master" title="" id="24" name="Picture"/>
+            <wp:docPr descr="خطای L2 پروفیل محیطی برحسب اندازهٔ مسئله N_dof، با ریزسازیِ هر بار یک راستا؛ راستای محوری تعیین‌کننده است." title="" id="24" name="Picture"/>
             <a:graphic>
               <a:graphicData uri="http://schemas.openxmlformats.org/drawingml/2006/picture">
                 <pic:pic>
@@ -1649,7 +1649,7 @@
         <w:rPr>
           <w:rtl/>
         </w:rPr>
-        <w:t xml:space="preserve">conv_master</w:t>
+        <w:t xml:space="preserve">خطای L2 پروفیل محیطی برحسب اندازهٔ مسئله N_dof، با ریزسازیِ هر بار یک راستا؛ راستای محوری تعیین‌کننده است.</w:t>
       </w:r>
     </w:p>
     <w:p>
@@ -1760,7 +1760,7 @@
       </w:r>
     </w:p>
     <w:bookmarkEnd w:id="26"/>
-    <w:bookmarkStart w:id="27" w:name="صحتسنجی"/>
+    <w:bookmarkStart w:id="36" w:name="صحتسنجی"/>
     <w:p>
       <w:pPr>
         <w:pStyle w:val="Heading2"/>
@@ -2020,6 +2020,233 @@
           <w:rtl/>
         </w:rPr>
         <w:t xml:space="preserve">جدول ۴-۲ آمده است.</w:t>
+      </w:r>
+    </w:p>
+    <w:p>
+      <w:pPr>
+        <w:bidi/>
+      </w:pPr>
+      <w:r>
+        <w:rPr>
+          <w:rtl/>
+        </w:rPr>
+        <w:t xml:space="preserve">سه آزمونی که با مراجع منتشرشده یا حل دقیق مقایسه می‌شوند در ادامه نشان داده شده‌اند —</w:t>
+      </w:r>
+      <w:r>
+        <w:rPr>
+          <w:rtl/>
+        </w:rPr>
+        <w:t xml:space="preserve"> </w:t>
+      </w:r>
+      <w:r>
+        <w:rPr>
+          <w:rtl/>
+        </w:rPr>
+        <w:t xml:space="preserve">پاسخ مکانیکی در برابر ملک‌زاده و حیدرپور و انسیس، هدایتِ گذرا در برابر حل دقیق سریِ</w:t>
+      </w:r>
+      <w:r>
+        <w:rPr>
+          <w:rtl/>
+        </w:rPr>
+        <w:t xml:space="preserve"> </w:t>
+      </w:r>
+      <w:r>
+        <w:rPr>
+          <w:rtl/>
+        </w:rPr>
+        <w:t xml:space="preserve">بسل، و پیشانی‌های موجِ ممزوجِ لرد–شولمن در برابر باقری و اسلامی — که در همهٔ موارد</w:t>
+      </w:r>
+      <w:r>
+        <w:rPr>
+          <w:rtl/>
+        </w:rPr>
+        <w:t xml:space="preserve"> </w:t>
+      </w:r>
+      <w:r>
+        <w:rPr>
+          <w:rtl/>
+        </w:rPr>
+        <w:t xml:space="preserve">منحنی‌های حاضر بر مراجع منطبق‌اند.</w:t>
+      </w:r>
+    </w:p>
+    <w:p>
+      <w:pPr>
+        <w:pStyle w:val="CaptionedFigure"/>
+        <w:bidi/>
+      </w:pPr>
+      <w:r>
+        <w:drawing>
+          <wp:inline>
+            <wp:extent cx="5334000" cy="3810348"/>
+            <wp:effectExtent b="0" l="0" r="0" t="0"/>
+            <wp:docPr descr="صحت‌سنجی (مکانیکی): جابجایی شعاعیِ بی‌بعدِ سطح داخلیِ حل‌گر حاضر در برابر ملک‌زاده و حیدرپور (۲۰۱۲) و حل مستقل انسیس." title="" id="28" name="Picture"/>
+            <a:graphic>
+              <a:graphicData uri="http://schemas.openxmlformats.org/drawingml/2006/picture">
+                <pic:pic>
+                  <pic:nvPicPr>
+                    <pic:cNvPr descr="figures_ch4_bw/bench1_U.png" id="29" name="Picture"/>
+                    <pic:cNvPicPr>
+                      <a:picLocks noChangeArrowheads="1" noChangeAspect="1"/>
+                    </pic:cNvPicPr>
+                  </pic:nvPicPr>
+                  <pic:blipFill>
+                    <a:blip r:embed="rId27"/>
+                    <a:stretch>
+                      <a:fillRect/>
+                    </a:stretch>
+                  </pic:blipFill>
+                  <pic:spPr bwMode="auto">
+                    <a:xfrm>
+                      <a:off x="0" y="0"/>
+                      <a:ext cx="5334000" cy="3810348"/>
+                    </a:xfrm>
+                    <a:prstGeom prst="rect">
+                      <a:avLst/>
+                    </a:prstGeom>
+                    <a:noFill/>
+                    <a:ln w="9525">
+                      <a:noFill/>
+                      <a:headEnd/>
+                      <a:tailEnd/>
+                    </a:ln>
+                  </pic:spPr>
+                </pic:pic>
+              </a:graphicData>
+            </a:graphic>
+          </wp:inline>
+        </w:drawing>
+      </w:r>
+    </w:p>
+    <w:p>
+      <w:pPr>
+        <w:pStyle w:val="ImageCaption"/>
+        <w:bidi/>
+      </w:pPr>
+      <w:r>
+        <w:rPr>
+          <w:rtl/>
+        </w:rPr>
+        <w:t xml:space="preserve">صحت‌سنجی (مکانیکی): جابجایی شعاعیِ بی‌بعدِ سطح داخلیِ حل‌گر حاضر در برابر ملک‌زاده و حیدرپور (۲۰۱۲) و حل مستقل انسیس.</w:t>
+      </w:r>
+    </w:p>
+    <w:p>
+      <w:pPr>
+        <w:pStyle w:val="CaptionedFigure"/>
+        <w:bidi/>
+      </w:pPr>
+      <w:r>
+        <w:drawing>
+          <wp:inline>
+            <wp:extent cx="5334000" cy="3697845"/>
+            <wp:effectExtent b="0" l="0" r="0" t="0"/>
+            <wp:docPr descr="صحت‌سنجی (حرارتی): پروفیل‌های دمای گذرا از حل‌گر مربعات‌تفاضلی+نیومارکِ حاضر در برابر حل دقیق سریِ بسل در t = ۲، ۱۰ و ۴۰ ثانیه." title="" id="31" name="Picture"/>
+            <a:graphic>
+              <a:graphicData uri="http://schemas.openxmlformats.org/drawingml/2006/picture">
+                <pic:pic>
+                  <pic:nvPicPr>
+                    <pic:cNvPr descr="figures_ch4_bw/bench2_T_profiles.png" id="32" name="Picture"/>
+                    <pic:cNvPicPr>
+                      <a:picLocks noChangeArrowheads="1" noChangeAspect="1"/>
+                    </pic:cNvPicPr>
+                  </pic:nvPicPr>
+                  <pic:blipFill>
+                    <a:blip r:embed="rId30"/>
+                    <a:stretch>
+                      <a:fillRect/>
+                    </a:stretch>
+                  </pic:blipFill>
+                  <pic:spPr bwMode="auto">
+                    <a:xfrm>
+                      <a:off x="0" y="0"/>
+                      <a:ext cx="5334000" cy="3697845"/>
+                    </a:xfrm>
+                    <a:prstGeom prst="rect">
+                      <a:avLst/>
+                    </a:prstGeom>
+                    <a:noFill/>
+                    <a:ln w="9525">
+                      <a:noFill/>
+                      <a:headEnd/>
+                      <a:tailEnd/>
+                    </a:ln>
+                  </pic:spPr>
+                </pic:pic>
+              </a:graphicData>
+            </a:graphic>
+          </wp:inline>
+        </w:drawing>
+      </w:r>
+    </w:p>
+    <w:p>
+      <w:pPr>
+        <w:pStyle w:val="ImageCaption"/>
+        <w:bidi/>
+      </w:pPr>
+      <w:r>
+        <w:rPr>
+          <w:rtl/>
+        </w:rPr>
+        <w:t xml:space="preserve">صحت‌سنجی (حرارتی): پروفیل‌های دمای گذرا از حل‌گر مربعات‌تفاضلی+نیومارکِ حاضر در برابر حل دقیق سریِ بسل در t = ۲، ۱۰ و ۴۰ ثانیه.</w:t>
+      </w:r>
+    </w:p>
+    <w:p>
+      <w:pPr>
+        <w:pStyle w:val="CaptionedFigure"/>
+        <w:bidi/>
+      </w:pPr>
+      <w:r>
+        <w:drawing>
+          <wp:inline>
+            <wp:extent cx="5334000" cy="3472656"/>
+            <wp:effectExtent b="0" l="0" r="0" t="0"/>
+            <wp:docPr descr="صحت‌سنجی (امواج لرد–شولمن): پیشانی‌های دمای صوت دوم در عرض جداره در برابر باقری و اسلامی (۲۰۰۷)، شکل ۲." title="" id="34" name="Picture"/>
+            <a:graphic>
+              <a:graphicData uri="http://schemas.openxmlformats.org/drawingml/2006/picture">
+                <pic:pic>
+                  <pic:nvPicPr>
+                    <pic:cNvPr descr="figures_ch4_bw/bench3_theta.png" id="35" name="Picture"/>
+                    <pic:cNvPicPr>
+                      <a:picLocks noChangeArrowheads="1" noChangeAspect="1"/>
+                    </pic:cNvPicPr>
+                  </pic:nvPicPr>
+                  <pic:blipFill>
+                    <a:blip r:embed="rId33"/>
+                    <a:stretch>
+                      <a:fillRect/>
+                    </a:stretch>
+                  </pic:blipFill>
+                  <pic:spPr bwMode="auto">
+                    <a:xfrm>
+                      <a:off x="0" y="0"/>
+                      <a:ext cx="5334000" cy="3472656"/>
+                    </a:xfrm>
+                    <a:prstGeom prst="rect">
+                      <a:avLst/>
+                    </a:prstGeom>
+                    <a:noFill/>
+                    <a:ln w="9525">
+                      <a:noFill/>
+                      <a:headEnd/>
+                      <a:tailEnd/>
+                    </a:ln>
+                  </pic:spPr>
+                </pic:pic>
+              </a:graphicData>
+            </a:graphic>
+          </wp:inline>
+        </w:drawing>
+      </w:r>
+    </w:p>
+    <w:p>
+      <w:pPr>
+        <w:pStyle w:val="ImageCaption"/>
+        <w:bidi/>
+      </w:pPr>
+      <w:r>
+        <w:rPr>
+          <w:rtl/>
+        </w:rPr>
+        <w:t xml:space="preserve">صحت‌سنجی (امواج لرد–شولمن): پیشانی‌های دمای صوت دوم در عرض جداره در برابر باقری و اسلامی (۲۰۰۷)، شکل ۲.</w:t>
       </w:r>
     </w:p>
     <w:p>
@@ -2424,8 +2651,8 @@
         </w:tc>
       </w:tr>
     </w:tbl>
-    <w:bookmarkEnd w:id="27"/>
-    <w:bookmarkStart w:id="31" w:name="اثر-الگوی-توزیع-پلاکت-گرافنی"/>
+    <w:bookmarkEnd w:id="36"/>
+    <w:bookmarkStart w:id="40" w:name="اثر-الگوی-توزیع-پلاکت-گرافنی"/>
     <w:p>
       <w:pPr>
         <w:pStyle w:val="Heading2"/>
@@ -2495,18 +2722,18 @@
           <wp:inline>
             <wp:extent cx="5334000" cy="3297867"/>
             <wp:effectExtent b="0" l="0" r="0" t="0"/>
-            <wp:docPr descr="A_GPL_patterns" title="" id="29" name="Picture"/>
+            <wp:docPr descr="اثر الگوی توزیع گرافن (UD, O, X, V, A): تاریخچه‌های T* و U* نقطهٔ میانی برحسب Fo و پروفیل‌های نهاییِ T* و تنش محیطی برحسب xi." title="" id="38" name="Picture"/>
             <a:graphic>
               <a:graphicData uri="http://schemas.openxmlformats.org/drawingml/2006/picture">
                 <pic:pic>
                   <pic:nvPicPr>
-                    <pic:cNvPr descr="figures_ch4_bw/A_GPL_patterns.png" id="30" name="Picture"/>
+                    <pic:cNvPr descr="figures_ch4_bw/A_GPL_patterns.png" id="39" name="Picture"/>
                     <pic:cNvPicPr>
                       <a:picLocks noChangeArrowheads="1" noChangeAspect="1"/>
                     </pic:cNvPicPr>
                   </pic:nvPicPr>
                   <pic:blipFill>
-                    <a:blip r:embed="rId28"/>
+                    <a:blip r:embed="rId37"/>
                     <a:stretch>
                       <a:fillRect/>
                     </a:stretch>
@@ -2542,7 +2769,7 @@
         <w:rPr>
           <w:rtl/>
         </w:rPr>
-        <w:t xml:space="preserve">A_GPL_patterns</w:t>
+        <w:t xml:space="preserve">اثر الگوی توزیع گرافن (UD, O, X, V, A): تاریخچه‌های T* و U* نقطهٔ میانی برحسب Fo و پروفیل‌های نهاییِ T* و تنش محیطی برحسب xi.</w:t>
       </w:r>
     </w:p>
     <w:p>
@@ -2782,8 +3009,8 @@
         <w:t xml:space="preserve">گرافن در استوانه‌های تحت شوک حرارتیِ داخلی توصیه می‌شود.</w:t>
       </w:r>
     </w:p>
-    <w:bookmarkEnd w:id="31"/>
-    <w:bookmarkStart w:id="38" w:name="اثر-الگو-و-شدت-تخلخل"/>
+    <w:bookmarkEnd w:id="40"/>
+    <w:bookmarkStart w:id="47" w:name="اثر-الگو-و-شدت-تخلخل"/>
     <w:p>
       <w:pPr>
         <w:pStyle w:val="Heading2"/>
@@ -2901,18 +3128,18 @@
           <wp:inline>
             <wp:extent cx="5334000" cy="3708431"/>
             <wp:effectExtent b="0" l="0" r="0" t="0"/>
-            <wp:docPr descr="B_porosity_patterns" title="" id="33" name="Picture"/>
+            <wp:docPr descr="اثر الگوی توزیع تخلخل (UD, O, X, V, A) با گرافن یکنواخت؛ الگوی A همچون سد حرارتی عمل می‌کند." title="" id="42" name="Picture"/>
             <a:graphic>
               <a:graphicData uri="http://schemas.openxmlformats.org/drawingml/2006/picture">
                 <pic:pic>
                   <pic:nvPicPr>
-                    <pic:cNvPr descr="figures_ch4_bw/B_porosity_patterns.png" id="34" name="Picture"/>
+                    <pic:cNvPr descr="figures_ch4_bw/B_porosity_patterns.png" id="43" name="Picture"/>
                     <pic:cNvPicPr>
                       <a:picLocks noChangeArrowheads="1" noChangeAspect="1"/>
                     </pic:cNvPicPr>
                   </pic:nvPicPr>
                   <pic:blipFill>
-                    <a:blip r:embed="rId32"/>
+                    <a:blip r:embed="rId41"/>
                     <a:stretch>
                       <a:fillRect/>
                     </a:stretch>
@@ -2948,7 +3175,7 @@
         <w:rPr>
           <w:rtl/>
         </w:rPr>
-        <w:t xml:space="preserve">B_porosity_patterns</w:t>
+        <w:t xml:space="preserve">اثر الگوی توزیع تخلخل (UD, O, X, V, A) با گرافن یکنواخت؛ الگوی A همچون سد حرارتی عمل می‌کند.</w:t>
       </w:r>
     </w:p>
     <w:p>
@@ -3165,18 +3392,18 @@
           <wp:inline>
             <wp:extent cx="5334000" cy="3708431"/>
             <wp:effectExtent b="0" l="0" r="0" t="0"/>
-            <wp:docPr descr="E_porosity_level" title="" id="36" name="Picture"/>
+            <wp:docPr descr="اثر شدت تخلخل e_m3 = ۰٫۹۶۷۵ / ۰٫۸۶۰۴ / ۰٫۷۷۷۶ (سبک / متوسط / سنگین)." title="" id="45" name="Picture"/>
             <a:graphic>
               <a:graphicData uri="http://schemas.openxmlformats.org/drawingml/2006/picture">
                 <pic:pic>
                   <pic:nvPicPr>
-                    <pic:cNvPr descr="figures_ch4_bw/E_porosity_level.png" id="37" name="Picture"/>
+                    <pic:cNvPr descr="figures_ch4_bw/E_porosity_level.png" id="46" name="Picture"/>
                     <pic:cNvPicPr>
                       <a:picLocks noChangeArrowheads="1" noChangeAspect="1"/>
                     </pic:cNvPicPr>
                   </pic:nvPicPr>
                   <pic:blipFill>
-                    <a:blip r:embed="rId35"/>
+                    <a:blip r:embed="rId44"/>
                     <a:stretch>
                       <a:fillRect/>
                     </a:stretch>
@@ -3212,7 +3439,7 @@
         <w:rPr>
           <w:rtl/>
         </w:rPr>
-        <w:t xml:space="preserve">E_porosity_level</w:t>
+        <w:t xml:space="preserve">اثر شدت تخلخل e_m3 = ۰٫۹۶۷۵ / ۰٫۸۶۰۴ / ۰٫۷۷۷۶ (سبک / متوسط / سنگین).</w:t>
       </w:r>
     </w:p>
     <w:p>
@@ -3274,8 +3501,8 @@
         <w:t xml:space="preserve">10.37، زیرا جدارهٔ نرم‌تر زیر همان بار بیشتر تغییر شکل می‌دهد.</w:t>
       </w:r>
     </w:p>
-    <w:bookmarkEnd w:id="38"/>
-    <w:bookmarkStart w:id="45" w:name="اثر-کسر-وزنی-گرافن"/>
+    <w:bookmarkEnd w:id="47"/>
+    <w:bookmarkStart w:id="54" w:name="اثر-کسر-وزنی-گرافن"/>
     <w:p>
       <w:pPr>
         <w:pStyle w:val="Heading2"/>
@@ -3298,18 +3525,18 @@
           <wp:inline>
             <wp:extent cx="5334000" cy="3708431"/>
             <wp:effectExtent b="0" l="0" r="0" t="0"/>
-            <wp:docPr descr="D_wt_low" title="" id="40" name="Picture"/>
+            <wp:docPr descr="اثر کسر وزنی گرافن، گسترهٔ پایین W = ۰٫۱ / ۰٫۳ / ۰٫۵ / ۰٫۹ / ۱٫۵ درصد." title="" id="49" name="Picture"/>
             <a:graphic>
               <a:graphicData uri="http://schemas.openxmlformats.org/drawingml/2006/picture">
                 <pic:pic>
                   <pic:nvPicPr>
-                    <pic:cNvPr descr="figures_ch4_bw/D_wt_low.png" id="41" name="Picture"/>
+                    <pic:cNvPr descr="figures_ch4_bw/D_wt_low.png" id="50" name="Picture"/>
                     <pic:cNvPicPr>
                       <a:picLocks noChangeArrowheads="1" noChangeAspect="1"/>
                     </pic:cNvPicPr>
                   </pic:nvPicPr>
                   <pic:blipFill>
-                    <a:blip r:embed="rId39"/>
+                    <a:blip r:embed="rId48"/>
                     <a:stretch>
                       <a:fillRect/>
                     </a:stretch>
@@ -3345,7 +3572,7 @@
         <w:rPr>
           <w:rtl/>
         </w:rPr>
-        <w:t xml:space="preserve">D_wt_low</w:t>
+        <w:t xml:space="preserve">اثر کسر وزنی گرافن، گسترهٔ پایین W = ۰٫۱ / ۰٫۳ / ۰٫۵ / ۰٫۹ / ۱٫۵ درصد.</w:t>
       </w:r>
     </w:p>
     <w:p>
@@ -3465,18 +3692,18 @@
           <wp:inline>
             <wp:extent cx="5334000" cy="3708431"/>
             <wp:effectExtent b="0" l="0" r="0" t="0"/>
-            <wp:docPr descr="D2_wt_high" title="" id="43" name="Picture"/>
+            <wp:docPr descr="اثر کسر وزنی گرافن، گسترهٔ بالا W = ۱ / ۲ / ۴ / ۸ درصد؛ بهرهٔ حرارتی اشباع می‌شود و تنش‌ها رشد می‌کنند." title="" id="52" name="Picture"/>
             <a:graphic>
               <a:graphicData uri="http://schemas.openxmlformats.org/drawingml/2006/picture">
                 <pic:pic>
                   <pic:nvPicPr>
-                    <pic:cNvPr descr="figures_ch4_bw/D2_wt_high.png" id="44" name="Picture"/>
+                    <pic:cNvPr descr="figures_ch4_bw/D2_wt_high.png" id="53" name="Picture"/>
                     <pic:cNvPicPr>
                       <a:picLocks noChangeArrowheads="1" noChangeAspect="1"/>
                     </pic:cNvPicPr>
                   </pic:nvPicPr>
                   <pic:blipFill>
-                    <a:blip r:embed="rId42"/>
+                    <a:blip r:embed="rId51"/>
                     <a:stretch>
                       <a:fillRect/>
                     </a:stretch>
@@ -3512,7 +3739,7 @@
         <w:rPr>
           <w:rtl/>
         </w:rPr>
-        <w:t xml:space="preserve">D2_wt_high</w:t>
+        <w:t xml:space="preserve">اثر کسر وزنی گرافن، گسترهٔ بالا W = ۱ / ۲ / ۴ / ۸ درصد؛ بهرهٔ حرارتی اشباع می‌شود و تنش‌ها رشد می‌کنند.</w:t>
       </w:r>
     </w:p>
     <w:p>
@@ -3622,8 +3849,8 @@
         <w:t xml:space="preserve">گسترش یافته تا اشباعِ بهرهٔ حرارتی و رشد تنش‌ها آشکار شود.</w:t>
       </w:r>
     </w:p>
-    <w:bookmarkEnd w:id="45"/>
-    <w:bookmarkStart w:id="52" w:name="اثر-نسبتهای-ابعادی-پلاکت"/>
+    <w:bookmarkEnd w:id="54"/>
+    <w:bookmarkStart w:id="61" w:name="اثر-نسبتهای-ابعادی-پلاکت"/>
     <w:p>
       <w:pPr>
         <w:pStyle w:val="Heading2"/>
@@ -3705,18 +3932,18 @@
           <wp:inline>
             <wp:extent cx="5334000" cy="3708431"/>
             <wp:effectExtent b="0" l="0" r="0" t="0"/>
-            <wp:docPr descr="O_aspect_ab" title="" id="47" name="Picture"/>
+            <wp:docPr descr="اثر نسبت ابعادیِ طول‌به‌عرضِ پلاکت a/b = ۱٫۰ / ۱٫۶۷ / ۲٫۶۷." title="" id="56" name="Picture"/>
             <a:graphic>
               <a:graphicData uri="http://schemas.openxmlformats.org/drawingml/2006/picture">
                 <pic:pic>
                   <pic:nvPicPr>
-                    <pic:cNvPr descr="figures_ch4_bw/O_aspect_ab.png" id="48" name="Picture"/>
+                    <pic:cNvPr descr="figures_ch4_bw/O_aspect_ab.png" id="57" name="Picture"/>
                     <pic:cNvPicPr>
                       <a:picLocks noChangeArrowheads="1" noChangeAspect="1"/>
                     </pic:cNvPicPr>
                   </pic:nvPicPr>
                   <pic:blipFill>
-                    <a:blip r:embed="rId46"/>
+                    <a:blip r:embed="rId55"/>
                     <a:stretch>
                       <a:fillRect/>
                     </a:stretch>
@@ -3752,7 +3979,7 @@
         <w:rPr>
           <w:rtl/>
         </w:rPr>
-        <w:t xml:space="preserve">O_aspect_ab</w:t>
+        <w:t xml:space="preserve">اثر نسبت ابعادیِ طول‌به‌عرضِ پلاکت a/b = ۱٫۰ / ۱٫۶۷ / ۲٫۶۷.</w:t>
       </w:r>
     </w:p>
     <w:p>
@@ -3800,18 +4027,18 @@
           <wp:inline>
             <wp:extent cx="5334000" cy="3708431"/>
             <wp:effectExtent b="0" l="0" r="0" t="0"/>
-            <wp:docPr descr="P_aspect_bt" title="" id="50" name="Picture"/>
+            <wp:docPr descr="اثر نسبت ابعادیِ عرض‌به‌ضخامتِ پلاکت b/t = ۵۰۰ / ۱۰۰۰ / ۲۰۰۰." title="" id="59" name="Picture"/>
             <a:graphic>
               <a:graphicData uri="http://schemas.openxmlformats.org/drawingml/2006/picture">
                 <pic:pic>
                   <pic:nvPicPr>
-                    <pic:cNvPr descr="figures_ch4_bw/P_aspect_bt.png" id="51" name="Picture"/>
+                    <pic:cNvPr descr="figures_ch4_bw/P_aspect_bt.png" id="60" name="Picture"/>
                     <pic:cNvPicPr>
                       <a:picLocks noChangeArrowheads="1" noChangeAspect="1"/>
                     </pic:cNvPicPr>
                   </pic:nvPicPr>
                   <pic:blipFill>
-                    <a:blip r:embed="rId49"/>
+                    <a:blip r:embed="rId58"/>
                     <a:stretch>
                       <a:fillRect/>
                     </a:stretch>
@@ -3847,7 +4074,7 @@
         <w:rPr>
           <w:rtl/>
         </w:rPr>
-        <w:t xml:space="preserve">P_aspect_bt</w:t>
+        <w:t xml:space="preserve">اثر نسبت ابعادیِ عرض‌به‌ضخامتِ پلاکت b/t = ۵۰۰ / ۱۰۰۰ / ۲۰۰۰.</w:t>
       </w:r>
     </w:p>
     <w:p>
@@ -3933,8 +4160,8 @@
         <w:t xml:space="preserve">می‌شود که کسر وزنی به‌اندازهٔ کافی بزرگ باشد تا تقویت‌کننده خواص مؤثر را کنترل کند.</w:t>
       </w:r>
     </w:p>
-    <w:bookmarkEnd w:id="52"/>
-    <w:bookmarkStart w:id="56" w:name="اثر-زمان-تخفیف-لردشولمن-در-برابر-فوریه"/>
+    <w:bookmarkEnd w:id="61"/>
+    <w:bookmarkStart w:id="65" w:name="اثر-زمان-تخفیف-لردشولمن-در-برابر-فوریه"/>
     <w:p>
       <w:pPr>
         <w:pStyle w:val="Heading2"/>
@@ -3957,18 +4184,18 @@
           <wp:inline>
             <wp:extent cx="5334000" cy="3708431"/>
             <wp:effectExtent b="0" l="0" r="0" t="0"/>
-            <wp:docPr descr="C_relaxation" title="" id="54" name="Picture"/>
+            <wp:docPr descr="اثر زمان تخفیف: فوریه (tau=0) و لرد–شولمن tau = ۰٫۰۴ / ۰٫۱۵ / ۰٫۴۴ / ۰٫۸۷؛ فراجهش با tau* رشد می‌کند." title="" id="63" name="Picture"/>
             <a:graphic>
               <a:graphicData uri="http://schemas.openxmlformats.org/drawingml/2006/picture">
                 <pic:pic>
                   <pic:nvPicPr>
-                    <pic:cNvPr descr="figures_ch4_bw/C_relaxation.png" id="55" name="Picture"/>
+                    <pic:cNvPr descr="figures_ch4_bw/C_relaxation.png" id="64" name="Picture"/>
                     <pic:cNvPicPr>
                       <a:picLocks noChangeArrowheads="1" noChangeAspect="1"/>
                     </pic:cNvPicPr>
                   </pic:nvPicPr>
                   <pic:blipFill>
-                    <a:blip r:embed="rId53"/>
+                    <a:blip r:embed="rId62"/>
                     <a:stretch>
                       <a:fillRect/>
                     </a:stretch>
@@ -4004,7 +4231,27 @@
         <w:rPr>
           <w:rtl/>
         </w:rPr>
-        <w:t xml:space="preserve">C_relaxation</w:t>
+        <w:t xml:space="preserve">اثر زمان تخفیف: فوریه (tau</w:t>
+      </w:r>
+      <w:r>
+        <w:rPr>
+          <w:i/>
+          <w:iCs/>
+          <w:rtl/>
+        </w:rPr>
+        <w:t xml:space="preserve">=0) و لرد–شولمن tau</w:t>
+      </w:r>
+      <w:r>
+        <w:rPr>
+          <w:rtl/>
+        </w:rPr>
+        <w:t xml:space="preserve"> </w:t>
+      </w:r>
+      <w:r>
+        <w:rPr>
+          <w:rtl/>
+        </w:rPr>
+        <w:t xml:space="preserve">= ۰٫۰۴ / ۰٫۱۵ / ۰٫۴۴ / ۰٫۸۷؛ فراجهش با tau* رشد می‌کند.</w:t>
       </w:r>
     </w:p>
     <w:p>
@@ -4164,8 +4411,8 @@
         <w:t xml:space="preserve">ترموالاستیسیتهٔ تعمیم‌یافته در تحلیل‌های زمان‌کوتاه است [۳].</w:t>
       </w:r>
     </w:p>
-    <w:bookmarkEnd w:id="56"/>
-    <w:bookmarkStart w:id="60" w:name="اثر-شرایط-تکیهگاهی-دو-سر"/>
+    <w:bookmarkEnd w:id="65"/>
+    <w:bookmarkStart w:id="69" w:name="اثر-شرایط-تکیهگاهی-دو-سر"/>
     <w:p>
       <w:pPr>
         <w:pStyle w:val="Heading2"/>
@@ -4188,18 +4435,18 @@
           <wp:inline>
             <wp:extent cx="5334000" cy="3708431"/>
             <wp:effectExtent b="0" l="0" r="0" t="0"/>
-            <wp:docPr descr="F_end_BC" title="" id="58" name="Picture"/>
+            <wp:docPr descr="اثر شرایط تکیه‌گاهیِ دو سر: ساده (S-S)، مخلوط (S-C) و گیردار (C-C)." title="" id="67" name="Picture"/>
             <a:graphic>
               <a:graphicData uri="http://schemas.openxmlformats.org/drawingml/2006/picture">
                 <pic:pic>
                   <pic:nvPicPr>
-                    <pic:cNvPr descr="figures_ch4_bw/F_end_BC.png" id="59" name="Picture"/>
+                    <pic:cNvPr descr="figures_ch4_bw/F_end_BC.png" id="68" name="Picture"/>
                     <pic:cNvPicPr>
                       <a:picLocks noChangeArrowheads="1" noChangeAspect="1"/>
                     </pic:cNvPicPr>
                   </pic:nvPicPr>
                   <pic:blipFill>
-                    <a:blip r:embed="rId57"/>
+                    <a:blip r:embed="rId66"/>
                     <a:stretch>
                       <a:fillRect/>
                     </a:stretch>
@@ -4235,7 +4482,7 @@
         <w:rPr>
           <w:rtl/>
         </w:rPr>
-        <w:t xml:space="preserve">F_end_BC</w:t>
+        <w:t xml:space="preserve">اثر شرایط تکیه‌گاهیِ دو سر: ساده (S-S)، مخلوط (S-C) و گیردار (C-C).</w:t>
       </w:r>
     </w:p>
     <w:p>
@@ -4392,8 +4639,8 @@
         <w:t xml:space="preserve">به‌عنوان پاسخ مشخصهٔ سازه موجه می‌سازد.</w:t>
       </w:r>
     </w:p>
-    <w:bookmarkEnd w:id="60"/>
-    <w:bookmarkStart w:id="64" w:name="اثر-فشار-داخلی"/>
+    <w:bookmarkEnd w:id="69"/>
+    <w:bookmarkStart w:id="73" w:name="اثر-فشار-داخلی"/>
     <w:p>
       <w:pPr>
         <w:pStyle w:val="Heading2"/>
@@ -4463,18 +4710,18 @@
           <wp:inline>
             <wp:extent cx="5334000" cy="3297867"/>
             <wp:effectExtent b="0" l="0" r="0" t="0"/>
-            <wp:docPr descr="G_pressure" title="" id="62" name="Picture"/>
+            <wp:docPr descr="اثر فشار داخلی P_i = ۰ / ۱۰ / ۵۰ / ۱۰۰ مگاپاسکال؛ پاسخ مکانیکی خطی رشد می‌کند." title="" id="71" name="Picture"/>
             <a:graphic>
               <a:graphicData uri="http://schemas.openxmlformats.org/drawingml/2006/picture">
                 <pic:pic>
                   <pic:nvPicPr>
-                    <pic:cNvPr descr="figures_ch4_bw/G_pressure.png" id="63" name="Picture"/>
+                    <pic:cNvPr descr="figures_ch4_bw/G_pressure.png" id="72" name="Picture"/>
                     <pic:cNvPicPr>
                       <a:picLocks noChangeArrowheads="1" noChangeAspect="1"/>
                     </pic:cNvPicPr>
                   </pic:nvPicPr>
                   <pic:blipFill>
-                    <a:blip r:embed="rId61"/>
+                    <a:blip r:embed="rId70"/>
                     <a:stretch>
                       <a:fillRect/>
                     </a:stretch>
@@ -4510,7 +4757,7 @@
         <w:rPr>
           <w:rtl/>
         </w:rPr>
-        <w:t xml:space="preserve">G_pressure</w:t>
+        <w:t xml:space="preserve">اثر فشار داخلی P_i = ۰ / ۱۰ / ۵۰ / ۱۰۰ مگاپاسکال؛ پاسخ مکانیکی خطی رشد می‌کند.</w:t>
       </w:r>
     </w:p>
     <w:p>
@@ -4644,8 +4891,8 @@
         <w:t xml:space="preserve">خارجی می‌رود، سازگار با شرط مرزیِ بارگذاری.</w:t>
       </w:r>
     </w:p>
-    <w:bookmarkEnd w:id="64"/>
-    <w:bookmarkStart w:id="68" w:name="اثر-طول-استوانه-و-حد-استوانه-بلند"/>
+    <w:bookmarkEnd w:id="73"/>
+    <w:bookmarkStart w:id="77" w:name="اثر-طول-استوانه-و-حد-استوانه-بلند"/>
     <w:p>
       <w:pPr>
         <w:pStyle w:val="Heading2"/>
@@ -4668,18 +4915,18 @@
           <wp:inline>
             <wp:extent cx="5334000" cy="3708431"/>
             <wp:effectExtent b="0" l="0" r="0" t="0"/>
-            <wp:docPr descr="Q_length" title="" id="66" name="Picture"/>
+            <wp:docPr descr="اثر طول استوانه l = ۱ / ۲٫۱ / ۵ / ۱۰ متر و نزدیک‌شدن به حدِ استوانهٔ بلند." title="" id="75" name="Picture"/>
             <a:graphic>
               <a:graphicData uri="http://schemas.openxmlformats.org/drawingml/2006/picture">
                 <pic:pic>
                   <pic:nvPicPr>
-                    <pic:cNvPr descr="figures_ch4_bw/Q_length.png" id="67" name="Picture"/>
+                    <pic:cNvPr descr="figures_ch4_bw/Q_length.png" id="76" name="Picture"/>
                     <pic:cNvPicPr>
                       <a:picLocks noChangeArrowheads="1" noChangeAspect="1"/>
                     </pic:cNvPicPr>
                   </pic:nvPicPr>
                   <pic:blipFill>
-                    <a:blip r:embed="rId65"/>
+                    <a:blip r:embed="rId74"/>
                     <a:stretch>
                       <a:fillRect/>
                     </a:stretch>
@@ -4715,7 +4962,7 @@
         <w:rPr>
           <w:rtl/>
         </w:rPr>
-        <w:t xml:space="preserve">Q_length</w:t>
+        <w:t xml:space="preserve">اثر طول استوانه l = ۱ / ۲٫۱ / ۵ / ۱۰ متر و نزدیک‌شدن به حدِ استوانهٔ بلند.</w:t>
       </w:r>
     </w:p>
     <w:p>
@@ -4837,8 +5084,8 @@
         <w:t xml:space="preserve">دو انتها احساس نمی‌شود.</w:t>
       </w:r>
     </w:p>
-    <w:bookmarkEnd w:id="68"/>
-    <w:bookmarkStart w:id="75" w:name="برهمکنش-الگوهای-توزیع-گرافن-و-تخلخل"/>
+    <w:bookmarkEnd w:id="77"/>
+    <w:bookmarkStart w:id="84" w:name="برهمکنش-الگوهای-توزیع-گرافن-و-تخلخل"/>
     <w:p>
       <w:pPr>
         <w:pStyle w:val="Heading2"/>
@@ -4920,18 +5167,18 @@
           <wp:inline>
             <wp:extent cx="5334000" cy="3982720"/>
             <wp:effectExtent b="0" l="0" r="0" t="0"/>
-            <wp:docPr descr="matrix25_Tstar" title="" id="70" name="Picture"/>
+            <wp:docPr descr="ماتریس کاملِ ۲۵حالتهٔ گرافن × تخلخل: دمای بی‌بعدِ عرضِ‌جدارهٔ T*(xi) برای هر جفت الگو؛ تخلخل A سد حرارتیِ سراسری است." title="" id="79" name="Picture"/>
             <a:graphic>
               <a:graphicData uri="http://schemas.openxmlformats.org/drawingml/2006/picture">
                 <pic:pic>
                   <pic:nvPicPr>
-                    <pic:cNvPr descr="figures_ch4_bw/matrix25_Tstar.png" id="71" name="Picture"/>
+                    <pic:cNvPr descr="figures_ch4_bw/matrix25_Tstar.png" id="80" name="Picture"/>
                     <pic:cNvPicPr>
                       <a:picLocks noChangeArrowheads="1" noChangeAspect="1"/>
                     </pic:cNvPicPr>
                   </pic:nvPicPr>
                   <pic:blipFill>
-                    <a:blip r:embed="rId69"/>
+                    <a:blip r:embed="rId78"/>
                     <a:stretch>
                       <a:fillRect/>
                     </a:stretch>
@@ -4967,7 +5214,7 @@
         <w:rPr>
           <w:rtl/>
         </w:rPr>
-        <w:t xml:space="preserve">matrix25_Tstar</w:t>
+        <w:t xml:space="preserve">ماتریس کاملِ ۲۵حالتهٔ گرافن × تخلخل: دمای بی‌بعدِ عرضِ‌جدارهٔ T*(xi) برای هر جفت الگو؛ تخلخل A سد حرارتیِ سراسری است.</w:t>
       </w:r>
     </w:p>
     <w:p>
@@ -5077,18 +5324,18 @@
           <wp:inline>
             <wp:extent cx="5334000" cy="3982720"/>
             <wp:effectExtent b="0" l="0" r="0" t="0"/>
-            <wp:docPr descr="matrix25_Sigma_thth" title="" id="73" name="Picture"/>
+            <wp:docPr descr="ماتریس کاملِ ۲۵حالتهٔ گرافن × تخلخل: پروفیل تنش محیطیِ Sigma_thth(xi) برای هر جفت الگو." title="" id="82" name="Picture"/>
             <a:graphic>
               <a:graphicData uri="http://schemas.openxmlformats.org/drawingml/2006/picture">
                 <pic:pic>
                   <pic:nvPicPr>
-                    <pic:cNvPr descr="figures_ch4_bw/matrix25_Sigma_thth.png" id="74" name="Picture"/>
+                    <pic:cNvPr descr="figures_ch4_bw/matrix25_Sigma_thth.png" id="83" name="Picture"/>
                     <pic:cNvPicPr>
                       <a:picLocks noChangeArrowheads="1" noChangeAspect="1"/>
                     </pic:cNvPicPr>
                   </pic:nvPicPr>
                   <pic:blipFill>
-                    <a:blip r:embed="rId72"/>
+                    <a:blip r:embed="rId81"/>
                     <a:stretch>
                       <a:fillRect/>
                     </a:stretch>
@@ -5124,7 +5371,7 @@
         <w:rPr>
           <w:rtl/>
         </w:rPr>
-        <w:t xml:space="preserve">matrix25_Sigma_thth</w:t>
+        <w:t xml:space="preserve">ماتریس کاملِ ۲۵حالتهٔ گرافن × تخلخل: پروفیل تنش محیطیِ Sigma_thth(xi) برای هر جفت الگو.</w:t>
       </w:r>
     </w:p>
     <w:p>
@@ -5270,8 +5517,8 @@
         <w:t xml:space="preserve">مشابه [۶] بی‌سابقه است و از دستاوردهای این کار به‌شمار می‌رود.</w:t>
       </w:r>
     </w:p>
-    <w:bookmarkEnd w:id="75"/>
-    <w:bookmarkStart w:id="79" w:name="اثر-ممزوج-بودن-معادلات"/>
+    <w:bookmarkEnd w:id="84"/>
+    <w:bookmarkStart w:id="88" w:name="اثر-ممزوج-بودن-معادلات"/>
     <w:p>
       <w:pPr>
         <w:pStyle w:val="Heading2"/>
@@ -5294,18 +5541,18 @@
           <wp:inline>
             <wp:extent cx="5334000" cy="3297867"/>
             <wp:effectExtent b="0" l="0" r="0" t="0"/>
-            <wp:docPr descr="I_coupling" title="" id="77" name="Picture"/>
+            <wp:docPr descr="اثر ممزوج بودن معادلات: مدل کاملاً ممزوج در برابر معادلهٔ انرژیِ غیرممزوج." title="" id="86" name="Picture"/>
             <a:graphic>
               <a:graphicData uri="http://schemas.openxmlformats.org/drawingml/2006/picture">
                 <pic:pic>
                   <pic:nvPicPr>
-                    <pic:cNvPr descr="figures_ch4_bw/I_coupling.png" id="78" name="Picture"/>
+                    <pic:cNvPr descr="figures_ch4_bw/I_coupling.png" id="87" name="Picture"/>
                     <pic:cNvPicPr>
                       <a:picLocks noChangeArrowheads="1" noChangeAspect="1"/>
                     </pic:cNvPicPr>
                   </pic:nvPicPr>
                   <pic:blipFill>
-                    <a:blip r:embed="rId76"/>
+                    <a:blip r:embed="rId85"/>
                     <a:stretch>
                       <a:fillRect/>
                     </a:stretch>
@@ -5341,7 +5588,7 @@
         <w:rPr>
           <w:rtl/>
         </w:rPr>
-        <w:t xml:space="preserve">I_coupling</w:t>
+        <w:t xml:space="preserve">اثر ممزوج بودن معادلات: مدل کاملاً ممزوج در برابر معادلهٔ انرژیِ غیرممزوج.</w:t>
       </w:r>
     </w:p>
     <w:p>
@@ -5439,8 +5686,8 @@
         <w:t xml:space="preserve">بالاتر — حل کرد.</w:t>
       </w:r>
     </w:p>
-    <w:bookmarkEnd w:id="79"/>
-    <w:bookmarkStart w:id="83" w:name="اثر-ضریب-همرفت-سطح-خارجی"/>
+    <w:bookmarkEnd w:id="88"/>
+    <w:bookmarkStart w:id="92" w:name="اثر-ضریب-همرفت-سطح-خارجی"/>
     <w:p>
       <w:pPr>
         <w:pStyle w:val="Heading2"/>
@@ -5463,18 +5710,18 @@
           <wp:inline>
             <wp:extent cx="5334000" cy="3708431"/>
             <wp:effectExtent b="0" l="0" r="0" t="0"/>
-            <wp:docPr descr="J_convection" title="" id="81" name="Picture"/>
+            <wp:docPr descr="اثر ضریب همرفتِ سطح خارجی h_c = ۱۰ / ۱۰۰ / ۱۰۰۰ وات بر مترمربع‌کلوین." title="" id="90" name="Picture"/>
             <a:graphic>
               <a:graphicData uri="http://schemas.openxmlformats.org/drawingml/2006/picture">
                 <pic:pic>
                   <pic:nvPicPr>
-                    <pic:cNvPr descr="figures_ch4_bw/J_convection.png" id="82" name="Picture"/>
+                    <pic:cNvPr descr="figures_ch4_bw/J_convection.png" id="91" name="Picture"/>
                     <pic:cNvPicPr>
                       <a:picLocks noChangeArrowheads="1" noChangeAspect="1"/>
                     </pic:cNvPicPr>
                   </pic:nvPicPr>
                   <pic:blipFill>
-                    <a:blip r:embed="rId80"/>
+                    <a:blip r:embed="rId89"/>
                     <a:stretch>
                       <a:fillRect/>
                     </a:stretch>
@@ -5510,7 +5757,7 @@
         <w:rPr>
           <w:rtl/>
         </w:rPr>
-        <w:t xml:space="preserve">J_convection</w:t>
+        <w:t xml:space="preserve">اثر ضریب همرفتِ سطح خارجی h_c = ۱۰ / ۱۰۰ / ۱۰۰۰ وات بر مترمربع‌کلوین.</w:t>
       </w:r>
     </w:p>
     <w:p>
@@ -5608,8 +5855,8 @@
         <w:t xml:space="preserve">طراحی از هم تفکیک شوند.</w:t>
       </w:r>
     </w:p>
-    <w:bookmarkEnd w:id="83"/>
-    <w:bookmarkStart w:id="87" w:name="اثر-ضخامت-جداره"/>
+    <w:bookmarkEnd w:id="92"/>
+    <w:bookmarkStart w:id="96" w:name="اثر-ضخامت-جداره"/>
     <w:p>
       <w:pPr>
         <w:pStyle w:val="Heading2"/>
@@ -5632,18 +5879,18 @@
           <wp:inline>
             <wp:extent cx="5334000" cy="3708431"/>
             <wp:effectExtent b="0" l="0" r="0" t="0"/>
-            <wp:docPr descr="K_thickness" title="" id="85" name="Picture"/>
+            <wp:docPr descr="اثر ضخامت جداره، نسبت شعاعی R_o/R_i = ۱٫۲۵ / ۱٫۵ / ۲٫۰ (شعاع داخلی ثابت)." title="" id="94" name="Picture"/>
             <a:graphic>
               <a:graphicData uri="http://schemas.openxmlformats.org/drawingml/2006/picture">
                 <pic:pic>
                   <pic:nvPicPr>
-                    <pic:cNvPr descr="figures_ch4_bw/K_thickness.png" id="86" name="Picture"/>
+                    <pic:cNvPr descr="figures_ch4_bw/K_thickness.png" id="95" name="Picture"/>
                     <pic:cNvPicPr>
                       <a:picLocks noChangeArrowheads="1" noChangeAspect="1"/>
                     </pic:cNvPicPr>
                   </pic:nvPicPr>
                   <pic:blipFill>
-                    <a:blip r:embed="rId84"/>
+                    <a:blip r:embed="rId93"/>
                     <a:stretch>
                       <a:fillRect/>
                     </a:stretch>
@@ -5679,7 +5926,7 @@
         <w:rPr>
           <w:rtl/>
         </w:rPr>
-        <w:t xml:space="preserve">K_thickness</w:t>
+        <w:t xml:space="preserve">اثر ضخامت جداره، نسبت شعاعی R_o/R_i = ۱٫۲۵ / ۱٫۵ / ۲٫۰ (شعاع داخلی ثابت).</w:t>
       </w:r>
     </w:p>
     <w:p>
@@ -5813,8 +6060,8 @@
         <w:t xml:space="preserve">به‌شدت فشاری داد‌وستد می‌کند.</w:t>
       </w:r>
     </w:p>
-    <w:bookmarkEnd w:id="87"/>
-    <w:bookmarkStart w:id="91" w:name="پاسخ-به-شوک-حرارتی-گاوسی"/>
+    <w:bookmarkEnd w:id="96"/>
+    <w:bookmarkStart w:id="100" w:name="پاسخ-به-شوک-حرارتی-گاوسی"/>
     <w:p>
       <w:pPr>
         <w:pStyle w:val="Heading2"/>
@@ -5837,18 +6084,18 @@
           <wp:inline>
             <wp:extent cx="5334000" cy="3297867"/>
             <wp:effectExtent b="0" l="0" r="0" t="0"/>
-            <wp:docPr descr="M_gauss_shock" title="" id="89" name="Picture"/>
+            <wp:docPr descr="پاسخ به شوک حرارتیِ گاوسی: لرد–شولمن در برابر فوریه؛ تپِ LS دیرتر، قوی‌تر و ماندگارتر می‌رسد." title="" id="98" name="Picture"/>
             <a:graphic>
               <a:graphicData uri="http://schemas.openxmlformats.org/drawingml/2006/picture">
                 <pic:pic>
                   <pic:nvPicPr>
-                    <pic:cNvPr descr="figures_ch4_bw/M_gauss_shock.png" id="90" name="Picture"/>
+                    <pic:cNvPr descr="figures_ch4_bw/M_gauss_shock.png" id="99" name="Picture"/>
                     <pic:cNvPicPr>
                       <a:picLocks noChangeArrowheads="1" noChangeAspect="1"/>
                     </pic:cNvPicPr>
                   </pic:nvPicPr>
                   <pic:blipFill>
-                    <a:blip r:embed="rId88"/>
+                    <a:blip r:embed="rId97"/>
                     <a:stretch>
                       <a:fillRect/>
                     </a:stretch>
@@ -5884,7 +6131,7 @@
         <w:rPr>
           <w:rtl/>
         </w:rPr>
-        <w:t xml:space="preserve">M_gauss_shock</w:t>
+        <w:t xml:space="preserve">پاسخ به شوک حرارتیِ گاوسی: لرد–شولمن در برابر فوریه؛ تپِ LS دیرتر، قوی‌تر و ماندگارتر می‌رسد.</w:t>
       </w:r>
     </w:p>
     <w:p>
@@ -6006,8 +6253,8 @@
         <w:t xml:space="preserve">چشمگیر کم‌برآورد می‌کند — استدلالی نیرومند به سود نظریهٔ تعمیم‌یافته.</w:t>
       </w:r>
     </w:p>
-    <w:bookmarkEnd w:id="91"/>
-    <w:bookmarkStart w:id="92" w:name="مقایسه-روشهای-انتگرالگیری-زمانی"/>
+    <w:bookmarkEnd w:id="100"/>
+    <w:bookmarkStart w:id="101" w:name="مقایسه-روشهای-انتگرالگیری-زمانی"/>
     <w:p>
       <w:pPr>
         <w:pStyle w:val="Heading2"/>
@@ -6507,8 +6754,8 @@
         <w:t xml:space="preserve">نیومارک را برای همهٔ اجراهای تولیدیِ این پایان‌نامه موجه می‌سازد.</w:t>
       </w:r>
     </w:p>
-    <w:bookmarkEnd w:id="92"/>
-    <w:bookmarkStart w:id="93" w:name="مقایسه-روشهای-گسستهسازی-مکانی"/>
+    <w:bookmarkEnd w:id="101"/>
+    <w:bookmarkStart w:id="102" w:name="مقایسه-روشهای-گسستهسازی-مکانی"/>
     <w:p>
       <w:pPr>
         <w:pStyle w:val="Heading2"/>
@@ -6664,8 +6911,8 @@
         <w:t xml:space="preserve">از توسعه‌های این کار بر پژوهش‌های پیشینِ مشابه است.</w:t>
       </w:r>
     </w:p>
-    <w:bookmarkEnd w:id="93"/>
-    <w:bookmarkStart w:id="97" w:name="Xf9934a6e1411b18b38d65a0fc417b4ad0d30b99"/>
+    <w:bookmarkEnd w:id="102"/>
+    <w:bookmarkStart w:id="106" w:name="Xf9934a6e1411b18b38d65a0fc417b4ad0d30b99"/>
     <w:p>
       <w:pPr>
         <w:pStyle w:val="Heading2"/>
@@ -6688,18 +6935,18 @@
           <wp:inline>
             <wp:extent cx="5334000" cy="3297867"/>
             <wp:effectExtent b="0" l="0" r="0" t="0"/>
-            <wp:docPr descr="T3_theories" title="" id="95" name="Picture"/>
+            <wp:docPr descr="مقایسهٔ نظریه‌های ترموالاستیسیتهٔ تعمیم‌یافته: فوریه / لرد–شولمن / تأخیر دوفازی / گرین–نگدی نوع سوم." title="" id="104" name="Picture"/>
             <a:graphic>
               <a:graphicData uri="http://schemas.openxmlformats.org/drawingml/2006/picture">
                 <pic:pic>
                   <pic:nvPicPr>
-                    <pic:cNvPr descr="figures_ch4_bw/T3_theories.png" id="96" name="Picture"/>
+                    <pic:cNvPr descr="figures_ch4_bw/T3_theories.png" id="105" name="Picture"/>
                     <pic:cNvPicPr>
                       <a:picLocks noChangeArrowheads="1" noChangeAspect="1"/>
                     </pic:cNvPicPr>
                   </pic:nvPicPr>
                   <pic:blipFill>
-                    <a:blip r:embed="rId94"/>
+                    <a:blip r:embed="rId103"/>
                     <a:stretch>
                       <a:fillRect/>
                     </a:stretch>
@@ -6735,7 +6982,7 @@
         <w:rPr>
           <w:rtl/>
         </w:rPr>
-        <w:t xml:space="preserve">T3_theories</w:t>
+        <w:t xml:space="preserve">مقایسهٔ نظریه‌های ترموالاستیسیتهٔ تعمیم‌یافته: فوریه / لرد–شولمن / تأخیر دوفازی / گرین–نگدی نوع سوم.</w:t>
       </w:r>
     </w:p>
     <w:p>
@@ -6893,8 +7140,8 @@
         <w:t xml:space="preserve">پژوهش است.</w:t>
       </w:r>
     </w:p>
-    <w:bookmarkEnd w:id="97"/>
-    <w:bookmarkStart w:id="98" w:name="جمعبندی-فصل"/>
+    <w:bookmarkEnd w:id="106"/>
+    <w:bookmarkStart w:id="107" w:name="جمعبندی-فصل"/>
     <w:p>
       <w:pPr>
         <w:pStyle w:val="Heading2"/>
@@ -7253,8 +7500,8 @@
         <w:t xml:space="preserve">نشان می‌دهد نظریه‌ها برای این ردهٔ سازه‌ها کجا از هم واگرا می‌شوند.</w:t>
       </w:r>
     </w:p>
-    <w:bookmarkEnd w:id="98"/>
-    <w:bookmarkEnd w:id="99"/>
+    <w:bookmarkEnd w:id="107"/>
+    <w:bookmarkEnd w:id="108"/>
     <w:sectPr>
       <w:footnotePr>
         <w:numRestart w:val="eachSect"/>

--- a/claude/thesis_chapter/RESULTS_CHAPTER_FA_R4_bw.docx
+++ b/claude/thesis_chapter/RESULTS_CHAPTER_FA_R4_bw.docx
@@ -995,7 +995,7 @@
           <w:bCs/>
           <w:rtl/>
         </w:rPr>
-        <w:t xml:space="preserve">شکل ۴-۱.</w:t>
+        <w:t xml:space="preserve">۴-۱</w:t>
       </w:r>
     </w:p>
     <w:p>
@@ -1008,7 +1008,7 @@
           <wp:inline>
             <wp:extent cx="5334000" cy="2079671"/>
             <wp:effectExtent b="0" l="0" r="0" t="0"/>
-            <wp:docPr descr="همگرایی نقاط شعاعیِ هر لایه (با N_z=11 و N_L=7)؛ کمیت‌های میدانی از N_r=7 همگرایند." title="" id="12" name="Picture"/>
+            <wp:docPr descr="شکل ۴-۱: همگرایی نقاط شعاعی — پروفیل تنش محیطی و دما برای N_r = ۷…۱۵ ‏[N_z=11، N_L=7، W_GPL=0.3٪، e_m3=0.8604، τ*=0.15، P_i=50 MPa، دو سر ساده]" title="" id="12" name="Picture"/>
             <a:graphic>
               <a:graphicData uri="http://schemas.openxmlformats.org/drawingml/2006/picture">
                 <pic:pic>
@@ -1055,7 +1055,7 @@
         <w:rPr>
           <w:rtl/>
         </w:rPr>
-        <w:t xml:space="preserve">همگرایی نقاط شعاعیِ هر لایه (با N_z=11 و N_L=7)؛ کمیت‌های میدانی از N_r=7 همگرایند.</w:t>
+        <w:t xml:space="preserve">شکل ۴-۱: همگرایی نقاط شعاعی — پروفیل تنش محیطی و دما برای N_r = ۷…۱۵ ‏[N_z=11، N_L=7، W_GPL=0.3٪، e_m3=0.8604، τ*=0.15، P_i=50 MPa، دو سر ساده]</w:t>
       </w:r>
     </w:p>
     <w:p>
@@ -1566,7 +1566,7 @@
           <w:bCs/>
           <w:rtl/>
         </w:rPr>
-        <w:t xml:space="preserve">شکل ۴-۲.</w:t>
+        <w:t xml:space="preserve">۴-۲</w:t>
       </w:r>
     </w:p>
     <w:p>
@@ -1579,7 +1579,7 @@
           <wp:inline>
             <wp:extent cx="5334000" cy="2079671"/>
             <wp:effectExtent b="0" l="0" r="0" t="0"/>
-            <wp:docPr descr="همگرایی نقاط محوری، راستای تعیین‌کننده (با N_r=15 و N_L=7)؛ N_z=5 خطای ۹٫۴٪ می‌دهد؛ همراه با هزینهٔ سریِ خالص." title="" id="16" name="Picture"/>
+            <wp:docPr descr="شکل ۴-۲: همگرایی نقاط محوری — پروفیل‌ها برای N_z = ۵…۱۵ ‏[N_r=15، N_L=7، W_GPL=0.3٪، e_m3=0.8604، τ*=0.15، P_i=50 MPa، دو سر ساده]" title="" id="16" name="Picture"/>
             <a:graphic>
               <a:graphicData uri="http://schemas.openxmlformats.org/drawingml/2006/picture">
                 <pic:pic>
@@ -1626,7 +1626,7 @@
         <w:rPr>
           <w:rtl/>
         </w:rPr>
-        <w:t xml:space="preserve">همگرایی نقاط محوری، راستای تعیین‌کننده (با N_r=15 و N_L=7)؛ N_z=5 خطای ۹٫۴٪ می‌دهد؛ همراه با هزینهٔ سریِ خالص.</w:t>
+        <w:t xml:space="preserve">شکل ۴-۲: همگرایی نقاط محوری — پروفیل‌ها برای N_z = ۵…۱۵ ‏[N_r=15، N_L=7، W_GPL=0.3٪، e_m3=0.8604، τ*=0.15، P_i=50 MPa، دو سر ساده]</w:t>
       </w:r>
     </w:p>
     <w:p>
@@ -2211,7 +2211,7 @@
           <w:bCs/>
           <w:rtl/>
         </w:rPr>
-        <w:t xml:space="preserve">شکل ۴-۳.</w:t>
+        <w:t xml:space="preserve">۴-۳</w:t>
       </w:r>
     </w:p>
     <w:p>
@@ -2224,7 +2224,7 @@
           <wp:inline>
             <wp:extent cx="5334000" cy="2079671"/>
             <wp:effectExtent b="0" l="0" r="0" t="0"/>
-            <wp:docPr descr="همگرایی تعداد لایه: پروفیل تنش محیطی و دما، خطای L2 و هزینه برحسب تعداد لایه N_L (با N_r=15 و N_z=11)." title="" id="20" name="Picture"/>
+            <wp:docPr descr="شکل ۴-۳: همگرایی تعداد لایه‌ها — پروفیل‌ها برای N_L = ۳…۱۵ ‏[N_r=15، N_z=11، W_GPL=0.3٪، e_m3=0.8604، τ*=0.15، P_i=50 MPa، دو سر ساده]" title="" id="20" name="Picture"/>
             <a:graphic>
               <a:graphicData uri="http://schemas.openxmlformats.org/drawingml/2006/picture">
                 <pic:pic>
@@ -2271,7 +2271,7 @@
         <w:rPr>
           <w:rtl/>
         </w:rPr>
-        <w:t xml:space="preserve">همگرایی تعداد لایه: پروفیل تنش محیطی و دما، خطای L2 و هزینه برحسب تعداد لایه N_L (با N_r=15 و N_z=11).</w:t>
+        <w:t xml:space="preserve">شکل ۴-۳: همگرایی تعداد لایه‌ها — پروفیل‌ها برای N_L = ۳…۱۵ ‏[N_r=15، N_z=11، W_GPL=0.3٪، e_m3=0.8604، τ*=0.15، P_i=50 MPa، دو سر ساده]</w:t>
       </w:r>
     </w:p>
     <w:p>
@@ -3502,7 +3502,7 @@
           <w:bCs/>
           <w:rtl/>
         </w:rPr>
-        <w:t xml:space="preserve">شکل ۴-۴.</w:t>
+        <w:t xml:space="preserve">۴-۴</w:t>
       </w:r>
     </w:p>
     <w:p>
@@ -3513,9 +3513,9 @@
       <w:r>
         <w:drawing>
           <wp:inline>
-            <wp:extent cx="5334000" cy="3810348"/>
+            <wp:extent cx="5334000" cy="3812786"/>
             <wp:effectExtent b="0" l="0" r="0" t="0"/>
-            <wp:docPr descr="صحت‌سنجی (مکانیکی): جابجایی شعاعیِ بی‌بعدِ سطح داخلیِ حل‌گر حاضر در برابر ملک‌زاده و حیدرپور (۲۰۱۲) و حل مستقل انسیس." title="" id="26" name="Picture"/>
+            <wp:docPr descr="شکل ۴-۴: صحت‌سنجی (مکانیکی) — جابجایی شعاعیِ بی‌بعدِ سطح داخلیِ حل حاضر در برابر ملک‌زاده و حیدرپور (۲۰۱۲) و حل مستقل انسیس ‏[استوانهٔ جدارضخیم تحت پلهٔ فشار داخلی]" title="" id="26" name="Picture"/>
             <a:graphic>
               <a:graphicData uri="http://schemas.openxmlformats.org/drawingml/2006/picture">
                 <pic:pic>
@@ -3534,7 +3534,7 @@
                   <pic:spPr bwMode="auto">
                     <a:xfrm>
                       <a:off x="0" y="0"/>
-                      <a:ext cx="5334000" cy="3810348"/>
+                      <a:ext cx="5334000" cy="3812786"/>
                     </a:xfrm>
                     <a:prstGeom prst="rect">
                       <a:avLst/>
@@ -3562,7 +3562,7 @@
         <w:rPr>
           <w:rtl/>
         </w:rPr>
-        <w:t xml:space="preserve">صحت‌سنجی (مکانیکی): جابجایی شعاعیِ بی‌بعدِ سطح داخلیِ حل‌گر حاضر در برابر ملک‌زاده و حیدرپور (۲۰۱۲) و حل مستقل انسیس.</w:t>
+        <w:t xml:space="preserve">شکل ۴-۴: صحت‌سنجی (مکانیکی) — جابجایی شعاعیِ بی‌بعدِ سطح داخلیِ حل حاضر در برابر ملک‌زاده و حیدرپور (۲۰۱۲) و حل مستقل انسیس ‏[استوانهٔ جدارضخیم تحت پلهٔ فشار داخلی]</w:t>
       </w:r>
     </w:p>
     <w:p>
@@ -3575,7 +3575,7 @@
           <w:bCs/>
           <w:rtl/>
         </w:rPr>
-        <w:t xml:space="preserve">شکل ۴-۵.</w:t>
+        <w:t xml:space="preserve">۴-۵</w:t>
       </w:r>
     </w:p>
     <w:p>
@@ -3588,7 +3588,7 @@
           <wp:inline>
             <wp:extent cx="5334000" cy="3697845"/>
             <wp:effectExtent b="0" l="0" r="0" t="0"/>
-            <wp:docPr descr="صحت‌سنجی (حرارتی): پروفیل‌های دمای گذرا از حل‌گر مربعات‌تفاضلی+نیومارکِ حاضر در برابر حل دقیق سریِ بسل در t = ۲، ۱۰ و ۴۰ ثانیه." title="" id="29" name="Picture"/>
+            <wp:docPr descr="شکل ۴-۵: صحت‌سنجی (حرارتی) — پروفیل‌های دمای گذرا از حل مربعات‌تفاضلی+نیومارکِ حاضر در برابر حل دقیق سریِ بسل در t = ۲، ۱۰ و ۴۰ ثانیه" title="" id="29" name="Picture"/>
             <a:graphic>
               <a:graphicData uri="http://schemas.openxmlformats.org/drawingml/2006/picture">
                 <pic:pic>
@@ -3635,7 +3635,7 @@
         <w:rPr>
           <w:rtl/>
         </w:rPr>
-        <w:t xml:space="preserve">صحت‌سنجی (حرارتی): پروفیل‌های دمای گذرا از حل‌گر مربعات‌تفاضلی+نیومارکِ حاضر در برابر حل دقیق سریِ بسل در t = ۲، ۱۰ و ۴۰ ثانیه.</w:t>
+        <w:t xml:space="preserve">شکل ۴-۵: صحت‌سنجی (حرارتی) — پروفیل‌های دمای گذرا از حل مربعات‌تفاضلی+نیومارکِ حاضر در برابر حل دقیق سریِ بسل در t = ۲، ۱۰ و ۴۰ ثانیه</w:t>
       </w:r>
     </w:p>
     <w:p>
@@ -3648,7 +3648,7 @@
           <w:bCs/>
           <w:rtl/>
         </w:rPr>
-        <w:t xml:space="preserve">شکل ۴-۶.</w:t>
+        <w:t xml:space="preserve">۴-۶</w:t>
       </w:r>
     </w:p>
     <w:p>
@@ -3661,7 +3661,7 @@
           <wp:inline>
             <wp:extent cx="5334000" cy="3472656"/>
             <wp:effectExtent b="0" l="0" r="0" t="0"/>
-            <wp:docPr descr="صحت‌سنجی (امواج لرد–شولمن): پیشانی‌های دمای صوت دوم در عرض جداره در برابر باقری و اسلامی (۲۰۰۷)، شکل ۲." title="" id="32" name="Picture"/>
+            <wp:docPr descr="شکل ۴-۶: صحت‌سنجی (امواج لرد–شولمن) — پیشانی‌های دمای صوت دوم در عرض جداره در برابر باقری و اسلامی (۲۰۰۷)، شکل ۲" title="" id="32" name="Picture"/>
             <a:graphic>
               <a:graphicData uri="http://schemas.openxmlformats.org/drawingml/2006/picture">
                 <pic:pic>
@@ -3708,7 +3708,7 @@
         <w:rPr>
           <w:rtl/>
         </w:rPr>
-        <w:t xml:space="preserve">صحت‌سنجی (امواج لرد–شولمن): پیشانی‌های دمای صوت دوم در عرض جداره در برابر باقری و اسلامی (۲۰۰۷)، شکل ۲.</w:t>
+        <w:t xml:space="preserve">شکل ۴-۶: صحت‌سنجی (امواج لرد–شولمن) — پیشانی‌های دمای صوت دوم در عرض جداره در برابر باقری و اسلامی (۲۰۰۷)، شکل ۲</w:t>
       </w:r>
     </w:p>
     <w:p>
@@ -4184,7 +4184,7 @@
           <w:bCs/>
           <w:rtl/>
         </w:rPr>
-        <w:t xml:space="preserve">شکل ۴-۷.</w:t>
+        <w:t xml:space="preserve">۴-۷</w:t>
       </w:r>
     </w:p>
     <w:p>
@@ -4197,7 +4197,7 @@
           <wp:inline>
             <wp:extent cx="5334000" cy="3708431"/>
             <wp:effectExtent b="0" l="0" r="0" t="0"/>
-            <wp:docPr descr="اثر الگوی توزیع گرافن (UD, O, X, V, A): تاریخچه‌های T* و U* نقطهٔ میانی برحسب Fo و پروفیل‌های نهاییِ T* و تنش محیطی برحسب xi." title="" id="36" name="Picture"/>
+            <wp:docPr descr="شکل ۴-۷: اثر الگوی توزیع پلاکت گرافنی (UD، O، X، V، A) بر تاریخچه‌های زمانی T* و U* و پروفیل‌های نهایی T* و Σθθ ‏[R_i=1، R_o=1.5، L=2.1 m، N_L=7، W_GPL=0.3٪، e_m3=0.8604، τ*=0.15، P_i=50 MPa، دو سر ساده]" title="" id="36" name="Picture"/>
             <a:graphic>
               <a:graphicData uri="http://schemas.openxmlformats.org/drawingml/2006/picture">
                 <pic:pic>
@@ -4244,7 +4244,7 @@
         <w:rPr>
           <w:rtl/>
         </w:rPr>
-        <w:t xml:space="preserve">اثر الگوی توزیع گرافن (UD, O, X, V, A): تاریخچه‌های T* و U* نقطهٔ میانی برحسب Fo و پروفیل‌های نهاییِ T* و تنش محیطی برحسب xi.</w:t>
+        <w:t xml:space="preserve">شکل ۴-۷: اثر الگوی توزیع پلاکت گرافنی (UD، O، X، V، A) بر تاریخچه‌های زمانی T* و U* و پروفیل‌های نهایی T* و Σθθ ‏[R_i=1، R_o=1.5، L=2.1 m، N_L=7، W_GPL=0.3٪، e_m3=0.8604، τ*=0.15، P_i=50 MPa، دو سر ساده]</w:t>
       </w:r>
     </w:p>
     <w:p>
@@ -4686,7 +4686,7 @@
           <w:bCs/>
           <w:rtl/>
         </w:rPr>
-        <w:t xml:space="preserve">شکل ۴-۸.</w:t>
+        <w:t xml:space="preserve">۴-۸</w:t>
       </w:r>
     </w:p>
     <w:p>
@@ -4699,7 +4699,7 @@
           <wp:inline>
             <wp:extent cx="5334000" cy="3708431"/>
             <wp:effectExtent b="0" l="0" r="0" t="0"/>
-            <wp:docPr descr="اثر الگوی توزیع تخلخل (UD, O, X, V, A) با گرافن یکنواخت؛ الگوی A همچون سد حرارتی عمل می‌کند." title="" id="40" name="Picture"/>
+            <wp:docPr descr="شکل ۴-۸: اثر الگوی توزیع تخلخل (UD، O، X، V، A) با گرافن یکنواخت ‏[R_i=1، R_o=1.5، L=2.1 m، N_L=7، W_GPL=0.3٪، e_m3=0.8604، τ*=0.15، P_i=50 MPa، دو سر ساده]" title="" id="40" name="Picture"/>
             <a:graphic>
               <a:graphicData uri="http://schemas.openxmlformats.org/drawingml/2006/picture">
                 <pic:pic>
@@ -4746,7 +4746,7 @@
         <w:rPr>
           <w:rtl/>
         </w:rPr>
-        <w:t xml:space="preserve">اثر الگوی توزیع تخلخل (UD, O, X, V, A) با گرافن یکنواخت؛ الگوی A همچون سد حرارتی عمل می‌کند.</w:t>
+        <w:t xml:space="preserve">شکل ۴-۸: اثر الگوی توزیع تخلخل (UD، O، X، V، A) با گرافن یکنواخت ‏[R_i=1، R_o=1.5، L=2.1 m، N_L=7، W_GPL=0.3٪، e_m3=0.8604، τ*=0.15، P_i=50 MPa، دو سر ساده]</w:t>
       </w:r>
     </w:p>
     <w:p>
@@ -4963,7 +4963,7 @@
           <w:bCs/>
           <w:rtl/>
         </w:rPr>
-        <w:t xml:space="preserve">شکل ۴-۹.</w:t>
+        <w:t xml:space="preserve">۴-۹</w:t>
       </w:r>
     </w:p>
     <w:p>
@@ -4976,7 +4976,7 @@
           <wp:inline>
             <wp:extent cx="5334000" cy="3708431"/>
             <wp:effectExtent b="0" l="0" r="0" t="0"/>
-            <wp:docPr descr="اثر شدت تخلخل e_m3 = ۰٫۹۶۷۵ / ۰٫۸۶۰۴ / ۰٫۷۷۷۶ (سبک / متوسط / سنگین)." title="" id="43" name="Picture"/>
+            <wp:docPr descr="شکل ۴-۹: اثر شدت تخلخل e_m3 = ۰٫۹۶۷۵ / ۰٫۸۶۰۴ / ۰٫۷۷۷۶ ‏[R_o/R_i=1.5، L=2.1 m، N_L=7، W_GPL=0.3٪، UD، τ*=0.15، P_i=50 MPa، دو سر ساده]" title="" id="43" name="Picture"/>
             <a:graphic>
               <a:graphicData uri="http://schemas.openxmlformats.org/drawingml/2006/picture">
                 <pic:pic>
@@ -5023,7 +5023,7 @@
         <w:rPr>
           <w:rtl/>
         </w:rPr>
-        <w:t xml:space="preserve">اثر شدت تخلخل e_m3 = ۰٫۹۶۷۵ / ۰٫۸۶۰۴ / ۰٫۷۷۷۶ (سبک / متوسط / سنگین).</w:t>
+        <w:t xml:space="preserve">شکل ۴-۹: اثر شدت تخلخل e_m3 = ۰٫۹۶۷۵ / ۰٫۸۶۰۴ / ۰٫۷۷۷۶ ‏[R_o/R_i=1.5، L=2.1 m، N_L=7، W_GPL=0.3٪، UD، τ*=0.15، P_i=50 MPa، دو سر ساده]</w:t>
       </w:r>
     </w:p>
     <w:p>
@@ -5109,7 +5109,7 @@
           <w:bCs/>
           <w:rtl/>
         </w:rPr>
-        <w:t xml:space="preserve">شکل ۴-۱۰.</w:t>
+        <w:t xml:space="preserve">۴-۱۰</w:t>
       </w:r>
     </w:p>
     <w:p>
@@ -5122,7 +5122,7 @@
           <wp:inline>
             <wp:extent cx="5334000" cy="3708431"/>
             <wp:effectExtent b="0" l="0" r="0" t="0"/>
-            <wp:docPr descr="اثر کسر وزنی گرافن، گسترهٔ پایین W = ۰٫۱ / ۰٫۳ / ۰٫۵ / ۰٫۹ / ۱٫۵ درصد." title="" id="47" name="Picture"/>
+            <wp:docPr descr="شکل ۴-۱۰: اثر کسر وزنی گرافن (گسترهٔ پایین) W = ۰٫۱ / ۰٫۳ / ۰٫۵ / ۰٫۹ / ۱٫۵ درصد ‏[R_o/R_i=1.5، L=2.1 m، N_L=7، UD، e_m3=0.8604، τ*=0.15، P_i=50 MPa، دو سر ساده]" title="" id="47" name="Picture"/>
             <a:graphic>
               <a:graphicData uri="http://schemas.openxmlformats.org/drawingml/2006/picture">
                 <pic:pic>
@@ -5169,7 +5169,7 @@
         <w:rPr>
           <w:rtl/>
         </w:rPr>
-        <w:t xml:space="preserve">اثر کسر وزنی گرافن، گسترهٔ پایین W = ۰٫۱ / ۰٫۳ / ۰٫۵ / ۰٫۹ / ۱٫۵ درصد.</w:t>
+        <w:t xml:space="preserve">شکل ۴-۱۰: اثر کسر وزنی گرافن (گسترهٔ پایین) W = ۰٫۱ / ۰٫۳ / ۰٫۵ / ۰٫۹ / ۱٫۵ درصد ‏[R_o/R_i=1.5، L=2.1 m، N_L=7، UD، e_m3=0.8604، τ*=0.15، P_i=50 MPa، دو سر ساده]</w:t>
       </w:r>
     </w:p>
     <w:p>
@@ -5289,7 +5289,7 @@
           <w:bCs/>
           <w:rtl/>
         </w:rPr>
-        <w:t xml:space="preserve">شکل ۴-۱۱.</w:t>
+        <w:t xml:space="preserve">۴-۱۱</w:t>
       </w:r>
     </w:p>
     <w:p>
@@ -5302,7 +5302,7 @@
           <wp:inline>
             <wp:extent cx="5334000" cy="3708431"/>
             <wp:effectExtent b="0" l="0" r="0" t="0"/>
-            <wp:docPr descr="اثر کسر وزنی گرافن، گسترهٔ بالا W = ۱ / ۲ / ۴ / ۸ درصد؛ بهرهٔ حرارتی اشباع می‌شود و تنش‌ها رشد می‌کنند." title="" id="50" name="Picture"/>
+            <wp:docPr descr="شکل ۴-۱۱: اثر کسر وزنی گرافن (گسترهٔ بالا) W = ۱ / ۲ / ۴ / ۸ درصد ‏[R_o/R_i=1.5، L=2.1 m، N_L=7، UD، e_m3=0.8604، τ*=0.15، P_i=50 MPa، دو سر ساده]" title="" id="50" name="Picture"/>
             <a:graphic>
               <a:graphicData uri="http://schemas.openxmlformats.org/drawingml/2006/picture">
                 <pic:pic>
@@ -5349,7 +5349,7 @@
         <w:rPr>
           <w:rtl/>
         </w:rPr>
-        <w:t xml:space="preserve">اثر کسر وزنی گرافن، گسترهٔ بالا W = ۱ / ۲ / ۴ / ۸ درصد؛ بهرهٔ حرارتی اشباع می‌شود و تنش‌ها رشد می‌کنند.</w:t>
+        <w:t xml:space="preserve">شکل ۴-۱۱: اثر کسر وزنی گرافن (گسترهٔ بالا) W = ۱ / ۲ / ۴ / ۸ درصد ‏[R_o/R_i=1.5، L=2.1 m، N_L=7، UD، e_m3=0.8604، τ*=0.15، P_i=50 MPa، دو سر ساده]</w:t>
       </w:r>
     </w:p>
     <w:p>
@@ -5542,7 +5542,7 @@
           <w:bCs/>
           <w:rtl/>
         </w:rPr>
-        <w:t xml:space="preserve">شکل ۴-۱۲.</w:t>
+        <w:t xml:space="preserve">۴-۱۲</w:t>
       </w:r>
     </w:p>
     <w:p>
@@ -5553,9 +5553,9 @@
       <w:r>
         <w:drawing>
           <wp:inline>
-            <wp:extent cx="5334000" cy="3708431"/>
+            <wp:extent cx="5334000" cy="3297867"/>
             <wp:effectExtent b="0" l="0" r="0" t="0"/>
-            <wp:docPr descr="اثر نسبت ابعادیِ طول‌به‌عرضِ پلاکت a/b = ۱٫۰ / ۱٫۶۷ / ۲٫۶۷." title="" id="54" name="Picture"/>
+            <wp:docPr descr="شکل ۴-۱۲: اثر نسبت ابعادیِ طول‌به‌عرضِ پلاکت a/b = ۱٫۰ / ۱٫۶۷ / ۲٫۶۷ ‏[R_o/R_i=1.5، L=2.1 m، N_L=7، W_GPL=0.3٪، e_m3=0.8604، τ*=0.15، P_i=50 MPa، دو سر ساده]" title="" id="54" name="Picture"/>
             <a:graphic>
               <a:graphicData uri="http://schemas.openxmlformats.org/drawingml/2006/picture">
                 <pic:pic>
@@ -5574,7 +5574,7 @@
                   <pic:spPr bwMode="auto">
                     <a:xfrm>
                       <a:off x="0" y="0"/>
-                      <a:ext cx="5334000" cy="3708431"/>
+                      <a:ext cx="5334000" cy="3297867"/>
                     </a:xfrm>
                     <a:prstGeom prst="rect">
                       <a:avLst/>
@@ -5602,7 +5602,7 @@
         <w:rPr>
           <w:rtl/>
         </w:rPr>
-        <w:t xml:space="preserve">اثر نسبت ابعادیِ طول‌به‌عرضِ پلاکت a/b = ۱٫۰ / ۱٫۶۷ / ۲٫۶۷.</w:t>
+        <w:t xml:space="preserve">شکل ۴-۱۲: اثر نسبت ابعادیِ طول‌به‌عرضِ پلاکت a/b = ۱٫۰ / ۱٫۶۷ / ۲٫۶۷ ‏[R_o/R_i=1.5، L=2.1 m، N_L=7، W_GPL=0.3٪، e_m3=0.8604، τ*=0.15، P_i=50 MPa، دو سر ساده]</w:t>
       </w:r>
     </w:p>
     <w:p>
@@ -5650,7 +5650,7 @@
           <w:bCs/>
           <w:rtl/>
         </w:rPr>
-        <w:t xml:space="preserve">شکل ۴-۱۳.</w:t>
+        <w:t xml:space="preserve">۴-۱۳</w:t>
       </w:r>
     </w:p>
     <w:p>
@@ -5663,7 +5663,7 @@
           <wp:inline>
             <wp:extent cx="5334000" cy="3708431"/>
             <wp:effectExtent b="0" l="0" r="0" t="0"/>
-            <wp:docPr descr="اثر نسبت ابعادیِ عرض‌به‌ضخامتِ پلاکت b/t = ۵۰۰ / ۱۰۰۰ / ۲۰۰۰." title="" id="57" name="Picture"/>
+            <wp:docPr descr="شکل ۴-۱۳: اثر نسبت ابعادیِ عرض‌به‌ضخامتِ پلاکت b/t = ۵۰۰ / ۱۰۰۰ / ۲۰۰۰ ‏[R_o/R_i=1.5، L=2.1 m، N_L=7، W_GPL=0.3٪، e_m3=0.8604، τ*=0.15، P_i=50 MPa، دو سر ساده]" title="" id="57" name="Picture"/>
             <a:graphic>
               <a:graphicData uri="http://schemas.openxmlformats.org/drawingml/2006/picture">
                 <pic:pic>
@@ -5710,7 +5710,7 @@
         <w:rPr>
           <w:rtl/>
         </w:rPr>
-        <w:t xml:space="preserve">اثر نسبت ابعادیِ عرض‌به‌ضخامتِ پلاکت b/t = ۵۰۰ / ۱۰۰۰ / ۲۰۰۰.</w:t>
+        <w:t xml:space="preserve">شکل ۴-۱۳: اثر نسبت ابعادیِ عرض‌به‌ضخامتِ پلاکت b/t = ۵۰۰ / ۱۰۰۰ / ۲۰۰۰ ‏[R_o/R_i=1.5، L=2.1 m، N_L=7، W_GPL=0.3٪، e_m3=0.8604، τ*=0.15، P_i=50 MPa، دو سر ساده]</w:t>
       </w:r>
     </w:p>
     <w:p>
@@ -5820,7 +5820,7 @@
           <w:bCs/>
           <w:rtl/>
         </w:rPr>
-        <w:t xml:space="preserve">شکل ۴-۱۴.</w:t>
+        <w:t xml:space="preserve">۴-۱۴</w:t>
       </w:r>
     </w:p>
     <w:p>
@@ -5831,9 +5831,9 @@
       <w:r>
         <w:drawing>
           <wp:inline>
-            <wp:extent cx="5334000" cy="3708431"/>
+            <wp:extent cx="5334000" cy="3297867"/>
             <wp:effectExtent b="0" l="0" r="0" t="0"/>
-            <wp:docPr descr="اثر زمان تخفیف: فوریه (tau=0) و لرد–شولمن tau = ۰٫۰۴ / ۰٫۱۵ / ۰٫۴۴ / ۰٫۸۷؛ فراجهش با tau* رشد می‌کند." title="" id="61" name="Picture"/>
+            <wp:docPr descr="شکل ۴-۱۴: اثر زمان تخفیف — فوریه (τ=0) و لرد–شولمن τ = ۰٫۰۴ / ۰٫۱۵ / ۰٫۴۴ ‏[R_o/R_i=1.5، L=2.1 m، N_L=7، W_GPL=0.3٪، e_m3=0.8604، P_i=50 MPa، دو سر ساده]" title="" id="61" name="Picture"/>
             <a:graphic>
               <a:graphicData uri="http://schemas.openxmlformats.org/drawingml/2006/picture">
                 <pic:pic>
@@ -5852,7 +5852,7 @@
                   <pic:spPr bwMode="auto">
                     <a:xfrm>
                       <a:off x="0" y="0"/>
-                      <a:ext cx="5334000" cy="3708431"/>
+                      <a:ext cx="5334000" cy="3297867"/>
                     </a:xfrm>
                     <a:prstGeom prst="rect">
                       <a:avLst/>
@@ -5880,7 +5880,7 @@
         <w:rPr>
           <w:rtl/>
         </w:rPr>
-        <w:t xml:space="preserve">اثر زمان تخفیف: فوریه (tau</w:t>
+        <w:t xml:space="preserve">شکل ۴-۱۴: اثر زمان تخفیف — فوریه (τ</w:t>
       </w:r>
       <w:r>
         <w:rPr>
@@ -5888,42 +5888,42 @@
           <w:iCs/>
           <w:rtl/>
         </w:rPr>
-        <w:t xml:space="preserve">=0) و لرد–شولمن tau</w:t>
-      </w:r>
-      <w:r>
-        <w:rPr>
-          <w:rtl/>
-        </w:rPr>
-        <w:t xml:space="preserve"> </w:t>
-      </w:r>
-      <w:r>
-        <w:rPr>
-          <w:rtl/>
-        </w:rPr>
-        <w:t xml:space="preserve">= ۰٫۰۴ / ۰٫۱۵ / ۰٫۴۴ / ۰٫۸۷؛ فراجهش با tau* رشد می‌کند.</w:t>
-      </w:r>
-    </w:p>
-    <w:p>
-      <w:pPr>
-        <w:bidi/>
-      </w:pPr>
-      <w:r>
-        <w:rPr>
-          <w:rtl/>
-        </w:rPr>
-        <w:t xml:space="preserve">شکل ۴-۱۴ هدایتِ فوریه (τ* = 0) را با چهار زمان تخفیف بی‌بعدِ τ* = 0.04، 0.15، 0.44 و</w:t>
-      </w:r>
-      <w:r>
-        <w:rPr>
-          <w:rtl/>
-        </w:rPr>
-        <w:t xml:space="preserve"> </w:t>
-      </w:r>
-      <w:r>
-        <w:rPr>
-          <w:rtl/>
-        </w:rPr>
-        <w:t xml:space="preserve">0.87 مقایسه می‌کند. زیر هدایت فوریه، دمای نقطهٔ میانی یکنواخت افزایش می‌یابد و هرگز</w:t>
+        <w:t xml:space="preserve">=0) و لرد–شولمن τ</w:t>
+      </w:r>
+      <w:r>
+        <w:rPr>
+          <w:rtl/>
+        </w:rPr>
+        <w:t xml:space="preserve"> </w:t>
+      </w:r>
+      <w:r>
+        <w:rPr>
+          <w:rtl/>
+        </w:rPr>
+        <w:t xml:space="preserve">= ۰٫۰۴ / ۰٫۱۵ / ۰٫۴۴ ‏[R_o/R_i=1.5، L=2.1 m، N_L=7، W_GPL=0.3٪، e_m3=0.8604، P_i=50 MPa، دو سر ساده]</w:t>
+      </w:r>
+    </w:p>
+    <w:p>
+      <w:pPr>
+        <w:bidi/>
+      </w:pPr>
+      <w:r>
+        <w:rPr>
+          <w:rtl/>
+        </w:rPr>
+        <w:t xml:space="preserve">شکل ۴-۱۴ هدایتِ فوریه (τ* = 0) را با سه زمان تخفیف بی‌بعدِ τ* = 0.04، 0.15 و 0.44</w:t>
+      </w:r>
+      <w:r>
+        <w:rPr>
+          <w:rtl/>
+        </w:rPr>
+        <w:t xml:space="preserve"> </w:t>
+      </w:r>
+      <w:r>
+        <w:rPr>
+          <w:rtl/>
+        </w:rPr>
+        <w:t xml:space="preserve">مقایسه می‌کند. زیر هدایت فوریه، دمای نقطهٔ میانی یکنواخت افزایش می‌یابد و هرگز</w:t>
       </w:r>
       <w:r>
         <w:rPr>
@@ -5959,19 +5959,19 @@
         <w:rPr>
           <w:rtl/>
         </w:rPr>
-        <w:t xml:space="preserve">با سرعت محدودِ √(α̂/τ0) منتشر می‌شود: بیشینه با افزایش τ* به 0.953، 0.962، 1.166 و</w:t>
-      </w:r>
-      <w:r>
-        <w:rPr>
-          <w:rtl/>
-        </w:rPr>
-        <w:t xml:space="preserve"> </w:t>
-      </w:r>
-      <w:r>
-        <w:rPr>
-          <w:rtl/>
-        </w:rPr>
-        <w:t xml:space="preserve">1.271 رشد می‌کند و برای دو مقدار بزرگ‌تر، دما حتی از مقدار سطح داخلی نیز</w:t>
+        <w:t xml:space="preserve">با سرعت محدودِ √(α̂/τ0) منتشر می‌شود: بیشینه با افزایش τ* به 0.953، 0.962 و 1.166</w:t>
+      </w:r>
+      <w:r>
+        <w:rPr>
+          <w:rtl/>
+        </w:rPr>
+        <w:t xml:space="preserve"> </w:t>
+      </w:r>
+      <w:r>
+        <w:rPr>
+          <w:rtl/>
+        </w:rPr>
+        <w:t xml:space="preserve">رشد می‌کند و در بزرگ‌ترین مقدار، دما حتی از مقدار سطح داخلی نیز</w:t>
       </w:r>
       <w:r>
         <w:rPr>
@@ -5997,7 +5997,7 @@
         <w:rPr>
           <w:rtl/>
         </w:rPr>
-        <w:t xml:space="preserve">می‌کند — تا 1.271 در τ* = 0.87 — پدیده‌ای کاملاً هذلولوی که در نظریهٔ سهموی فوریه</w:t>
+        <w:t xml:space="preserve">می‌کند — تا 1.166 در τ* = 0.44 — پدیده‌ای کاملاً هذلولوی که در نظریهٔ سهموی فوریه</w:t>
       </w:r>
       <w:r>
         <w:rPr>
@@ -6084,7 +6084,7 @@
           <w:bCs/>
           <w:rtl/>
         </w:rPr>
-        <w:t xml:space="preserve">شکل ۴-۱۵.</w:t>
+        <w:t xml:space="preserve">۴-۱۵</w:t>
       </w:r>
     </w:p>
     <w:p>
@@ -6097,7 +6097,7 @@
           <wp:inline>
             <wp:extent cx="5334000" cy="3708431"/>
             <wp:effectExtent b="0" l="0" r="0" t="0"/>
-            <wp:docPr descr="اثر شرایط تکیه‌گاهیِ دو سر: ساده (S-S)، مخلوط (S-C) و گیردار (C-C)." title="" id="65" name="Picture"/>
+            <wp:docPr descr="شکل ۴-۱۵: اثر شرایط تکیه‌گاهیِ دو سر — ساده (S-S)، مخلوط (S-C) و گیردار (C-C) ‏[R_o/R_i=1.5، L=2.1 m، N_L=7، W_GPL=0.3٪، e_m3=0.8604، τ*=0.15، P_i=50 MPa]" title="" id="65" name="Picture"/>
             <a:graphic>
               <a:graphicData uri="http://schemas.openxmlformats.org/drawingml/2006/picture">
                 <pic:pic>
@@ -6144,7 +6144,7 @@
         <w:rPr>
           <w:rtl/>
         </w:rPr>
-        <w:t xml:space="preserve">اثر شرایط تکیه‌گاهیِ دو سر: ساده (S-S)، مخلوط (S-C) و گیردار (C-C).</w:t>
+        <w:t xml:space="preserve">شکل ۴-۱۵: اثر شرایط تکیه‌گاهیِ دو سر — ساده (S-S)، مخلوط (S-C) و گیردار (C-C) ‏[R_o/R_i=1.5، L=2.1 m، N_L=7، W_GPL=0.3٪، e_m3=0.8604، τ*=0.15، P_i=50 MPa]</w:t>
       </w:r>
     </w:p>
     <w:p>
@@ -6372,7 +6372,7 @@
           <w:bCs/>
           <w:rtl/>
         </w:rPr>
-        <w:t xml:space="preserve">شکل ۴-۱۶.</w:t>
+        <w:t xml:space="preserve">۴-۱۶</w:t>
       </w:r>
     </w:p>
     <w:p>
@@ -6385,7 +6385,7 @@
           <wp:inline>
             <wp:extent cx="5334000" cy="3297867"/>
             <wp:effectExtent b="0" l="0" r="0" t="0"/>
-            <wp:docPr descr="اثر فشار داخلی P_i = ۰ / ۱۰ / ۵۰ / ۱۰۰ مگاپاسکال؛ پاسخ مکانیکی خطی رشد می‌کند." title="" id="69" name="Picture"/>
+            <wp:docPr descr="شکل ۴-۱۶: اثر فشار داخلی P_i = ۰ / ۱۰ / ۵۰ / ۱۰۰ مگاپاسکال ‏[R_o/R_i=1.5، L=2.1 m، N_L=7، W_GPL=0.3٪، e_m3=0.8604، τ*=0.15، دو سر ساده]" title="" id="69" name="Picture"/>
             <a:graphic>
               <a:graphicData uri="http://schemas.openxmlformats.org/drawingml/2006/picture">
                 <pic:pic>
@@ -6432,7 +6432,7 @@
         <w:rPr>
           <w:rtl/>
         </w:rPr>
-        <w:t xml:space="preserve">اثر فشار داخلی P_i = ۰ / ۱۰ / ۵۰ / ۱۰۰ مگاپاسکال؛ پاسخ مکانیکی خطی رشد می‌کند.</w:t>
+        <w:t xml:space="preserve">شکل ۴-۱۶: اثر فشار داخلی P_i = ۰ / ۱۰ / ۵۰ / ۱۰۰ مگاپاسکال ‏[R_o/R_i=1.5، L=2.1 m، N_L=7، W_GPL=0.3٪، e_m3=0.8604، τ*=0.15، دو سر ساده]</w:t>
       </w:r>
     </w:p>
     <w:p>
@@ -6590,7 +6590,7 @@
           <w:bCs/>
           <w:rtl/>
         </w:rPr>
-        <w:t xml:space="preserve">شکل ۴-۱۷.</w:t>
+        <w:t xml:space="preserve">۴-۱۷</w:t>
       </w:r>
     </w:p>
     <w:p>
@@ -6601,9 +6601,9 @@
       <w:r>
         <w:drawing>
           <wp:inline>
-            <wp:extent cx="5334000" cy="3164350"/>
+            <wp:extent cx="5334000" cy="3708431"/>
             <wp:effectExtent b="0" l="0" r="0" t="0"/>
-            <wp:docPr descr="اثر طول استوانه L = ۱ / ۲٫۱ / ۵ / ۱۰ متر و نزدیک‌شدن به حدِ استوانهٔ بلند." title="" id="73" name="Picture"/>
+            <wp:docPr descr="شکل ۴-۱۷: اثر طول استوانه L = ۱ / ۲٫۱ / ۵ / ۱۰ متر ‏[R_i=1، R_o=1.5، N_L=7، W_GPL=0.3٪، e_m3=0.8604، τ*=0.15، P_i=50 MPa، دو سر ساده]" title="" id="73" name="Picture"/>
             <a:graphic>
               <a:graphicData uri="http://schemas.openxmlformats.org/drawingml/2006/picture">
                 <pic:pic>
@@ -6622,7 +6622,7 @@
                   <pic:spPr bwMode="auto">
                     <a:xfrm>
                       <a:off x="0" y="0"/>
-                      <a:ext cx="5334000" cy="3164350"/>
+                      <a:ext cx="5334000" cy="3708431"/>
                     </a:xfrm>
                     <a:prstGeom prst="rect">
                       <a:avLst/>
@@ -6650,7 +6650,7 @@
         <w:rPr>
           <w:rtl/>
         </w:rPr>
-        <w:t xml:space="preserve">اثر طول استوانه L = ۱ / ۲٫۱ / ۵ / ۱۰ متر و نزدیک‌شدن به حدِ استوانهٔ بلند.</w:t>
+        <w:t xml:space="preserve">شکل ۴-۱۷: اثر طول استوانه L = ۱ / ۲٫۱ / ۵ / ۱۰ متر ‏[R_i=1، R_o=1.5، N_L=7، W_GPL=0.3٪، e_m3=0.8604، τ*=0.15، P_i=50 MPa، دو سر ساده]</w:t>
       </w:r>
     </w:p>
     <w:p>
@@ -6855,7 +6855,7 @@
           <w:bCs/>
           <w:rtl/>
         </w:rPr>
-        <w:t xml:space="preserve">شکل ۴-۱۸.</w:t>
+        <w:t xml:space="preserve">۴-۱۸</w:t>
       </w:r>
     </w:p>
     <w:p>
@@ -6866,9 +6866,9 @@
       <w:r>
         <w:drawing>
           <wp:inline>
-            <wp:extent cx="5334000" cy="3982720"/>
+            <wp:extent cx="5334000" cy="2695073"/>
             <wp:effectExtent b="0" l="0" r="0" t="0"/>
-            <wp:docPr descr="ماتریس کاملِ ۲۵حالتهٔ گرافن × تخلخل: دمای بی‌بعدِ عرضِ‌جدارهٔ T*(xi) برای هر جفت الگو؛ تخلخل A سد حرارتیِ سراسری است." title="" id="77" name="Picture"/>
+            <wp:docPr descr="شکل ۴-۱۸: ماتریس کاملِ ۲۵حالتهٔ گرافن × تخلخل — دمای بی‌بعدِ عرضِ‌جدارهٔ T*(ξ) برای هر جفت الگو (سطرها: الگوی گرافن؛ ستون‌ها: الگوی تخلخل) ‏[مرجع: W_GPL=0.3٪، e_m3=0.8604، τ*=0.15، P_i=50 MPa، دو سر ساده]" title="" id="77" name="Picture"/>
             <a:graphic>
               <a:graphicData uri="http://schemas.openxmlformats.org/drawingml/2006/picture">
                 <pic:pic>
@@ -6887,7 +6887,7 @@
                   <pic:spPr bwMode="auto">
                     <a:xfrm>
                       <a:off x="0" y="0"/>
-                      <a:ext cx="5334000" cy="3982720"/>
+                      <a:ext cx="5334000" cy="2695073"/>
                     </a:xfrm>
                     <a:prstGeom prst="rect">
                       <a:avLst/>
@@ -6915,7 +6915,7 @@
         <w:rPr>
           <w:rtl/>
         </w:rPr>
-        <w:t xml:space="preserve">ماتریس کاملِ ۲۵حالتهٔ گرافن × تخلخل: دمای بی‌بعدِ عرضِ‌جدارهٔ T*(xi) برای هر جفت الگو؛ تخلخل A سد حرارتیِ سراسری است.</w:t>
+        <w:t xml:space="preserve">شکل ۴-۱۸: ماتریس کاملِ ۲۵حالتهٔ گرافن × تخلخل — دمای بی‌بعدِ عرضِ‌جدارهٔ T*(ξ) برای هر جفت الگو (سطرها: الگوی گرافن؛ ستون‌ها: الگوی تخلخل) ‏[مرجع: W_GPL=0.3٪، e_m3=0.8604، τ*=0.15، P_i=50 MPa، دو سر ساده]</w:t>
       </w:r>
     </w:p>
     <w:p>
@@ -7025,7 +7025,7 @@
           <w:bCs/>
           <w:rtl/>
         </w:rPr>
-        <w:t xml:space="preserve">شکل ۴-۱۹.</w:t>
+        <w:t xml:space="preserve">۴-۱۹</w:t>
       </w:r>
     </w:p>
     <w:p>
@@ -7036,9 +7036,9 @@
       <w:r>
         <w:drawing>
           <wp:inline>
-            <wp:extent cx="5334000" cy="3982720"/>
+            <wp:extent cx="5334000" cy="2695073"/>
             <wp:effectExtent b="0" l="0" r="0" t="0"/>
-            <wp:docPr descr="ماتریس کاملِ ۲۵حالتهٔ گرافن × تخلخل: پروفیل تنش محیطیِ Sigma_thth(xi) برای هر جفت الگو." title="" id="80" name="Picture"/>
+            <wp:docPr descr="شکل ۴-۱۹: ماتریس کاملِ ۲۵حالتهٔ گرافن × تخلخل — پروفیل تنش محیطیِ Σθθ(ξ) برای هر جفت الگو (سطرها: الگوی گرافن؛ ستون‌ها: الگوی تخلخل) ‏[مرجع: W_GPL=0.3٪، e_m3=0.8604، τ*=0.15، P_i=50 MPa، دو سر ساده]" title="" id="80" name="Picture"/>
             <a:graphic>
               <a:graphicData uri="http://schemas.openxmlformats.org/drawingml/2006/picture">
                 <pic:pic>
@@ -7057,7 +7057,7 @@
                   <pic:spPr bwMode="auto">
                     <a:xfrm>
                       <a:off x="0" y="0"/>
-                      <a:ext cx="5334000" cy="3982720"/>
+                      <a:ext cx="5334000" cy="2695073"/>
                     </a:xfrm>
                     <a:prstGeom prst="rect">
                       <a:avLst/>
@@ -7085,7 +7085,7 @@
         <w:rPr>
           <w:rtl/>
         </w:rPr>
-        <w:t xml:space="preserve">ماتریس کاملِ ۲۵حالتهٔ گرافن × تخلخل: پروفیل تنش محیطیِ Sigma_thth(xi) برای هر جفت الگو.</w:t>
+        <w:t xml:space="preserve">شکل ۴-۱۹: ماتریس کاملِ ۲۵حالتهٔ گرافن × تخلخل — پروفیل تنش محیطیِ Σθθ(ξ) برای هر جفت الگو (سطرها: الگوی گرافن؛ ستون‌ها: الگوی تخلخل) ‏[مرجع: W_GPL=0.3٪، e_m3=0.8604، τ*=0.15، P_i=50 MPa، دو سر ساده]</w:t>
       </w:r>
     </w:p>
     <w:p>
@@ -7255,7 +7255,7 @@
           <w:bCs/>
           <w:rtl/>
         </w:rPr>
-        <w:t xml:space="preserve">شکل ۴-۲۰.</w:t>
+        <w:t xml:space="preserve">۴-۲۰</w:t>
       </w:r>
     </w:p>
     <w:p>
@@ -7268,7 +7268,7 @@
           <wp:inline>
             <wp:extent cx="5334000" cy="3708431"/>
             <wp:effectExtent b="0" l="0" r="0" t="0"/>
-            <wp:docPr descr="اثر ممزوج بودن معادلات: مدل کاملاً ممزوج در برابر معادلهٔ انرژیِ غیرممزوج." title="" id="84" name="Picture"/>
+            <wp:docPr descr="شکل ۴-۲۰: اثر ممزوج بودن معادلات — کاملاً ممزوج در برابر معادلهٔ انرژیِ غیرممزوج ‏[R_o/R_i=1.5، L=2.1 m، N_L=7، W_GPL=0.3٪، e_m3=0.8604، τ*=0.15، P_i=50 MPa، دو سر ساده]" title="" id="84" name="Picture"/>
             <a:graphic>
               <a:graphicData uri="http://schemas.openxmlformats.org/drawingml/2006/picture">
                 <pic:pic>
@@ -7315,7 +7315,7 @@
         <w:rPr>
           <w:rtl/>
         </w:rPr>
-        <w:t xml:space="preserve">اثر ممزوج بودن معادلات: مدل کاملاً ممزوج در برابر معادلهٔ انرژیِ غیرممزوج.</w:t>
+        <w:t xml:space="preserve">شکل ۴-۲۰: اثر ممزوج بودن معادلات — کاملاً ممزوج در برابر معادلهٔ انرژیِ غیرممزوج ‏[R_o/R_i=1.5، L=2.1 m، N_L=7، W_GPL=0.3٪، e_m3=0.8604، τ*=0.15، P_i=50 MPa، دو سر ساده]</w:t>
       </w:r>
     </w:p>
     <w:p>
@@ -7437,7 +7437,7 @@
           <w:bCs/>
           <w:rtl/>
         </w:rPr>
-        <w:t xml:space="preserve">شکل ۴-۲۱.</w:t>
+        <w:t xml:space="preserve">۴-۲۱</w:t>
       </w:r>
     </w:p>
     <w:p>
@@ -7450,7 +7450,7 @@
           <wp:inline>
             <wp:extent cx="5334000" cy="3708431"/>
             <wp:effectExtent b="0" l="0" r="0" t="0"/>
-            <wp:docPr descr="اثر ضریب همرفتِ سطح خارجی h_c = ۱۰ / ۱۰۰ / ۱۰۰۰ وات بر مترمربع‌کلوین." title="" id="88" name="Picture"/>
+            <wp:docPr descr="شکل ۴-۲۱: اثر ضریب همرفتِ سطح خارجی h_c = ۱۰ / ۱۰۰ / ۱۰۰۰ وات بر مترمربع‌کلوین ‏[R_o/R_i=1.5، L=2.1 m، N_L=7، W_GPL=0.3٪، e_m3=0.8604، τ*=0.15، P_i=50 MPa، دو سر ساده]" title="" id="88" name="Picture"/>
             <a:graphic>
               <a:graphicData uri="http://schemas.openxmlformats.org/drawingml/2006/picture">
                 <pic:pic>
@@ -7497,7 +7497,7 @@
         <w:rPr>
           <w:rtl/>
         </w:rPr>
-        <w:t xml:space="preserve">اثر ضریب همرفتِ سطح خارجی h_c = ۱۰ / ۱۰۰ / ۱۰۰۰ وات بر مترمربع‌کلوین.</w:t>
+        <w:t xml:space="preserve">شکل ۴-۲۱: اثر ضریب همرفتِ سطح خارجی h_c = ۱۰ / ۱۰۰ / ۱۰۰۰ وات بر مترمربع‌کلوین ‏[R_o/R_i=1.5، L=2.1 m، N_L=7، W_GPL=0.3٪، e_m3=0.8604، τ*=0.15، P_i=50 MPa، دو سر ساده]</w:t>
       </w:r>
     </w:p>
     <w:p>
@@ -7619,7 +7619,7 @@
           <w:bCs/>
           <w:rtl/>
         </w:rPr>
-        <w:t xml:space="preserve">شکل ۴-۲۲.</w:t>
+        <w:t xml:space="preserve">۴-۲۲</w:t>
       </w:r>
     </w:p>
     <w:p>
@@ -7630,9 +7630,9 @@
       <w:r>
         <w:drawing>
           <wp:inline>
-            <wp:extent cx="5334000" cy="3708431"/>
+            <wp:extent cx="5334000" cy="3297867"/>
             <wp:effectExtent b="0" l="0" r="0" t="0"/>
-            <wp:docPr descr="اثر ضخامت جداره، نسبت شعاعی R_o/R_i = ۱٫۲۵ / ۱٫۵ / ۲٫۰ (شعاع داخلی ثابت)." title="" id="92" name="Picture"/>
+            <wp:docPr descr="شکل ۴-۲۲: اثر ضخامت جداره، نسبت شعاعی R_o/R_i = ۱٫۲۵ / ۱٫۵ / ۲٫۰ (شعاع داخلیِ ثابتِ ۱ متر) ‏[L=2.1 m، N_L=7، W_GPL=0.3٪، e_m3=0.8604، τ*=0.15، P_i=50 MPa، دو سر ساده]" title="" id="92" name="Picture"/>
             <a:graphic>
               <a:graphicData uri="http://schemas.openxmlformats.org/drawingml/2006/picture">
                 <pic:pic>
@@ -7644,6 +7644,224 @@
                   </pic:nvPicPr>
                   <pic:blipFill>
                     <a:blip r:embed="rId91"/>
+                    <a:stretch>
+                      <a:fillRect/>
+                    </a:stretch>
+                  </pic:blipFill>
+                  <pic:spPr bwMode="auto">
+                    <a:xfrm>
+                      <a:off x="0" y="0"/>
+                      <a:ext cx="5334000" cy="3297867"/>
+                    </a:xfrm>
+                    <a:prstGeom prst="rect">
+                      <a:avLst/>
+                    </a:prstGeom>
+                    <a:noFill/>
+                    <a:ln w="9525">
+                      <a:noFill/>
+                      <a:headEnd/>
+                      <a:tailEnd/>
+                    </a:ln>
+                  </pic:spPr>
+                </pic:pic>
+              </a:graphicData>
+            </a:graphic>
+          </wp:inline>
+        </w:drawing>
+      </w:r>
+    </w:p>
+    <w:p>
+      <w:pPr>
+        <w:pStyle w:val="ImageCaption"/>
+        <w:bidi/>
+      </w:pPr>
+      <w:r>
+        <w:rPr>
+          <w:rtl/>
+        </w:rPr>
+        <w:t xml:space="preserve">شکل ۴-۲۲: اثر ضخامت جداره، نسبت شعاعی R_o/R_i = ۱٫۲۵ / ۱٫۵ / ۲٫۰ (شعاع داخلیِ ثابتِ ۱ متر) ‏[L=2.1 m، N_L=7، W_GPL=0.3٪، e_m3=0.8604، τ*=0.15، P_i=50 MPa، دو سر ساده]</w:t>
+      </w:r>
+    </w:p>
+    <w:p>
+      <w:pPr>
+        <w:bidi/>
+      </w:pPr>
+      <w:r>
+        <w:rPr>
+          <w:rtl/>
+        </w:rPr>
+        <w:t xml:space="preserve">شکل ۴-۲۲ سه استوانه با نسبت شعاعیِ R_o/R_i = 1.25، 1.5 و 2.0 را مقایسه می‌کند (شعاع</w:t>
+      </w:r>
+      <w:r>
+        <w:rPr>
+          <w:rtl/>
+        </w:rPr>
+        <w:t xml:space="preserve"> </w:t>
+      </w:r>
+      <w:r>
+        <w:rPr>
+          <w:rtl/>
+        </w:rPr>
+        <w:t xml:space="preserve">داخلیِ ثابتِ ۱ متر؛ ضخامت جدارهٔ 0.25، 0.5 و 1.0 متر)؛ مقیاس زمانیِ هر یک با ضخامت</w:t>
+      </w:r>
+      <w:r>
+        <w:rPr>
+          <w:rtl/>
+        </w:rPr>
+        <w:t xml:space="preserve"> </w:t>
+      </w:r>
+      <w:r>
+        <w:rPr>
+          <w:rtl/>
+        </w:rPr>
+        <w:t xml:space="preserve">جدارهٔ خودش بی‌بعد می‌شود. جدارهٔ نازک (نسبت 1.25) به‌سرعت زیر عبور موج حرارتی قرار</w:t>
+      </w:r>
+      <w:r>
+        <w:rPr>
+          <w:rtl/>
+        </w:rPr>
+        <w:t xml:space="preserve"> </w:t>
+      </w:r>
+      <w:r>
+        <w:rPr>
+          <w:rtl/>
+        </w:rPr>
+        <w:t xml:space="preserve">می‌گیرد، پس سطح خارجی‌اش کاملاً گرم می‌شود (دمای خارجیِ 0.999)، اما ضخامت کوچک کرنش</w:t>
+      </w:r>
+      <w:r>
+        <w:rPr>
+          <w:rtl/>
+        </w:rPr>
+        <w:t xml:space="preserve"> </w:t>
+      </w:r>
+      <w:r>
+        <w:rPr>
+          <w:rtl/>
+        </w:rPr>
+        <w:t xml:space="preserve">حرارتی را متمرکز می‌کند و بزرگ‌ترین پاسخ مکانیکیِ این مطالعه را می‌سازد — تنش محیطیِ</w:t>
+      </w:r>
+      <w:r>
+        <w:rPr>
+          <w:rtl/>
+        </w:rPr>
+        <w:t xml:space="preserve"> </w:t>
+      </w:r>
+      <w:r>
+        <w:rPr>
+          <w:rtl/>
+        </w:rPr>
+        <w:t xml:space="preserve">سطح داخلیِ 4.017 و بیشینهٔ جابجاییِ 26.6. جدارهٔ ضخیم (نسبت 2.0) وارونه رفتار می‌کند:</w:t>
+      </w:r>
+      <w:r>
+        <w:rPr>
+          <w:rtl/>
+        </w:rPr>
+        <w:t xml:space="preserve"> </w:t>
+      </w:r>
+      <w:r>
+        <w:rPr>
+          <w:rtl/>
+        </w:rPr>
+        <w:t xml:space="preserve">در بازهٔ بررسی موج کاملاً عبور نمی‌کند، ناحیهٔ خارجی سردتر می‌ماند (دمای خارجیِ</w:t>
+      </w:r>
+      <w:r>
+        <w:rPr>
+          <w:rtl/>
+        </w:rPr>
+        <w:t xml:space="preserve"> </w:t>
+      </w:r>
+      <w:r>
+        <w:rPr>
+          <w:rtl/>
+        </w:rPr>
+        <w:t xml:space="preserve">0.740)، جابجایی به 2.66 فرومی‌ریزد و تنش محیطیِ سطح داخلی فشاری می‌شود (منفیِ 0.628)،</w:t>
+      </w:r>
+      <w:r>
+        <w:rPr>
+          <w:rtl/>
+        </w:rPr>
+        <w:t xml:space="preserve"> </w:t>
+      </w:r>
+      <w:r>
+        <w:rPr>
+          <w:rtl/>
+        </w:rPr>
+        <w:t xml:space="preserve">چون باندِ داخلیِ گرم به تودهٔ خارجیِ سرد و سفت فشار می‌آورد. پس ضخامت جداره اهرم</w:t>
+      </w:r>
+      <w:r>
+        <w:rPr>
+          <w:rtl/>
+        </w:rPr>
+        <w:t xml:space="preserve"> </w:t>
+      </w:r>
+      <w:r>
+        <w:rPr>
+          <w:rtl/>
+        </w:rPr>
+        <w:t xml:space="preserve">هندسی‌ای است که میان یک جدارهٔ نازکِ کوچک اما پرتنش و یک جدارهٔ ضخیمِ بزرگ اما کم‌تنش و</w:t>
+      </w:r>
+      <w:r>
+        <w:rPr>
+          <w:rtl/>
+        </w:rPr>
+        <w:t xml:space="preserve"> </w:t>
+      </w:r>
+      <w:r>
+        <w:rPr>
+          <w:rtl/>
+        </w:rPr>
+        <w:t xml:space="preserve">به‌شدت فشاری داد‌وستد می‌کند.</w:t>
+      </w:r>
+    </w:p>
+    <w:bookmarkEnd w:id="94"/>
+    <w:bookmarkStart w:id="98" w:name="پاسخ-به-شوک-حرارتی-گاوسی"/>
+    <w:p>
+      <w:pPr>
+        <w:pStyle w:val="Heading2"/>
+        <w:bidi/>
+      </w:pPr>
+      <w:r>
+        <w:rPr>
+          <w:rtl/>
+        </w:rPr>
+        <w:t xml:space="preserve">۴-۱۷. پاسخ به شوک حرارتی گاوسی</w:t>
+      </w:r>
+    </w:p>
+    <w:p>
+      <w:pPr>
+        <w:bidi/>
+      </w:pPr>
+      <w:r>
+        <w:rPr>
+          <w:b/>
+          <w:bCs/>
+          <w:rtl/>
+        </w:rPr>
+        <w:t xml:space="preserve">۴-۲۳</w:t>
+      </w:r>
+    </w:p>
+    <w:p>
+      <w:pPr>
+        <w:pStyle w:val="CaptionedFigure"/>
+        <w:bidi/>
+      </w:pPr>
+      <w:r>
+        <w:drawing>
+          <wp:inline>
+            <wp:extent cx="5334000" cy="3708431"/>
+            <wp:effectExtent b="0" l="0" r="0" t="0"/>
+            <wp:docPr descr="شکل ۴-۲۳: پاسخ به شوک حرارتیِ گاوسی — لرد–شولمن در برابر فوریه ‏[R_o/R_i=1.5، L=2.1 m، N_L=7، W_GPL=0.3٪، e_m3=0.8604، P_i=50 MPa، دو سر ساده]" title="" id="96" name="Picture"/>
+            <a:graphic>
+              <a:graphicData uri="http://schemas.openxmlformats.org/drawingml/2006/picture">
+                <pic:pic>
+                  <pic:nvPicPr>
+                    <pic:cNvPr descr="figures_ch4_bw/M_gauss_shock.png" id="97" name="Picture"/>
+                    <pic:cNvPicPr>
+                      <a:picLocks noChangeArrowheads="1" noChangeAspect="1"/>
+                    </pic:cNvPicPr>
+                  </pic:nvPicPr>
+                  <pic:blipFill>
+                    <a:blip r:embed="rId95"/>
                     <a:stretch>
                       <a:fillRect/>
                     </a:stretch>
@@ -7679,225 +7897,7 @@
         <w:rPr>
           <w:rtl/>
         </w:rPr>
-        <w:t xml:space="preserve">اثر ضخامت جداره، نسبت شعاعی R_o/R_i = ۱٫۲۵ / ۱٫۵ / ۲٫۰ (شعاع داخلی ثابت).</w:t>
-      </w:r>
-    </w:p>
-    <w:p>
-      <w:pPr>
-        <w:bidi/>
-      </w:pPr>
-      <w:r>
-        <w:rPr>
-          <w:rtl/>
-        </w:rPr>
-        <w:t xml:space="preserve">شکل ۴-۲۲ سه استوانه با نسبت شعاعیِ R_o/R_i = 1.25، 1.5 و 2.0 را مقایسه می‌کند (شعاع</w:t>
-      </w:r>
-      <w:r>
-        <w:rPr>
-          <w:rtl/>
-        </w:rPr>
-        <w:t xml:space="preserve"> </w:t>
-      </w:r>
-      <w:r>
-        <w:rPr>
-          <w:rtl/>
-        </w:rPr>
-        <w:t xml:space="preserve">داخلیِ ثابتِ ۱ متر؛ ضخامت جدارهٔ 0.25، 0.5 و 1.0 متر)؛ مقیاس زمانیِ هر یک با ضخامت</w:t>
-      </w:r>
-      <w:r>
-        <w:rPr>
-          <w:rtl/>
-        </w:rPr>
-        <w:t xml:space="preserve"> </w:t>
-      </w:r>
-      <w:r>
-        <w:rPr>
-          <w:rtl/>
-        </w:rPr>
-        <w:t xml:space="preserve">جدارهٔ خودش بی‌بعد می‌شود. جدارهٔ نازک (نسبت 1.25) به‌سرعت زیر عبور موج حرارتی قرار</w:t>
-      </w:r>
-      <w:r>
-        <w:rPr>
-          <w:rtl/>
-        </w:rPr>
-        <w:t xml:space="preserve"> </w:t>
-      </w:r>
-      <w:r>
-        <w:rPr>
-          <w:rtl/>
-        </w:rPr>
-        <w:t xml:space="preserve">می‌گیرد، پس سطح خارجی‌اش کاملاً گرم می‌شود (دمای خارجیِ 0.999)، اما ضخامت کوچک کرنش</w:t>
-      </w:r>
-      <w:r>
-        <w:rPr>
-          <w:rtl/>
-        </w:rPr>
-        <w:t xml:space="preserve"> </w:t>
-      </w:r>
-      <w:r>
-        <w:rPr>
-          <w:rtl/>
-        </w:rPr>
-        <w:t xml:space="preserve">حرارتی را متمرکز می‌کند و بزرگ‌ترین پاسخ مکانیکیِ این مطالعه را می‌سازد — تنش محیطیِ</w:t>
-      </w:r>
-      <w:r>
-        <w:rPr>
-          <w:rtl/>
-        </w:rPr>
-        <w:t xml:space="preserve"> </w:t>
-      </w:r>
-      <w:r>
-        <w:rPr>
-          <w:rtl/>
-        </w:rPr>
-        <w:t xml:space="preserve">سطح داخلیِ 4.017 و بیشینهٔ جابجاییِ 26.6. جدارهٔ ضخیم (نسبت 2.0) وارونه رفتار می‌کند:</w:t>
-      </w:r>
-      <w:r>
-        <w:rPr>
-          <w:rtl/>
-        </w:rPr>
-        <w:t xml:space="preserve"> </w:t>
-      </w:r>
-      <w:r>
-        <w:rPr>
-          <w:rtl/>
-        </w:rPr>
-        <w:t xml:space="preserve">در بازهٔ بررسی موج کاملاً عبور نمی‌کند، ناحیهٔ خارجی سردتر می‌ماند (دمای خارجیِ</w:t>
-      </w:r>
-      <w:r>
-        <w:rPr>
-          <w:rtl/>
-        </w:rPr>
-        <w:t xml:space="preserve"> </w:t>
-      </w:r>
-      <w:r>
-        <w:rPr>
-          <w:rtl/>
-        </w:rPr>
-        <w:t xml:space="preserve">0.740)، جابجایی به 2.66 فرومی‌ریزد و تنش محیطیِ سطح داخلی فشاری می‌شود (منفیِ 0.628)،</w:t>
-      </w:r>
-      <w:r>
-        <w:rPr>
-          <w:rtl/>
-        </w:rPr>
-        <w:t xml:space="preserve"> </w:t>
-      </w:r>
-      <w:r>
-        <w:rPr>
-          <w:rtl/>
-        </w:rPr>
-        <w:t xml:space="preserve">چون باندِ داخلیِ گرم به تودهٔ خارجیِ سرد و سفت فشار می‌آورد. پس ضخامت جداره اهرم</w:t>
-      </w:r>
-      <w:r>
-        <w:rPr>
-          <w:rtl/>
-        </w:rPr>
-        <w:t xml:space="preserve"> </w:t>
-      </w:r>
-      <w:r>
-        <w:rPr>
-          <w:rtl/>
-        </w:rPr>
-        <w:t xml:space="preserve">هندسی‌ای است که میان یک جدارهٔ نازکِ کوچک اما پرتنش و یک جدارهٔ ضخیمِ بزرگ اما کم‌تنش و</w:t>
-      </w:r>
-      <w:r>
-        <w:rPr>
-          <w:rtl/>
-        </w:rPr>
-        <w:t xml:space="preserve"> </w:t>
-      </w:r>
-      <w:r>
-        <w:rPr>
-          <w:rtl/>
-        </w:rPr>
-        <w:t xml:space="preserve">به‌شدت فشاری داد‌وستد می‌کند.</w:t>
-      </w:r>
-    </w:p>
-    <w:bookmarkEnd w:id="94"/>
-    <w:bookmarkStart w:id="98" w:name="پاسخ-به-شوک-حرارتی-گاوسی"/>
-    <w:p>
-      <w:pPr>
-        <w:pStyle w:val="Heading2"/>
-        <w:bidi/>
-      </w:pPr>
-      <w:r>
-        <w:rPr>
-          <w:rtl/>
-        </w:rPr>
-        <w:t xml:space="preserve">۴-۱۷. پاسخ به شوک حرارتی گاوسی</w:t>
-      </w:r>
-    </w:p>
-    <w:p>
-      <w:pPr>
-        <w:bidi/>
-      </w:pPr>
-      <w:r>
-        <w:rPr>
-          <w:b/>
-          <w:bCs/>
-          <w:rtl/>
-        </w:rPr>
-        <w:t xml:space="preserve">شکل ۴-۲۳.</w:t>
-      </w:r>
-    </w:p>
-    <w:p>
-      <w:pPr>
-        <w:pStyle w:val="CaptionedFigure"/>
-        <w:bidi/>
-      </w:pPr>
-      <w:r>
-        <w:drawing>
-          <wp:inline>
-            <wp:extent cx="5334000" cy="3164350"/>
-            <wp:effectExtent b="0" l="0" r="0" t="0"/>
-            <wp:docPr descr="پاسخ به شوک حرارتیِ گاوسی: لرد–شولمن در برابر فوریه؛ تپِ LS دیرتر، قوی‌تر و ماندگارتر می‌رسد." title="" id="96" name="Picture"/>
-            <a:graphic>
-              <a:graphicData uri="http://schemas.openxmlformats.org/drawingml/2006/picture">
-                <pic:pic>
-                  <pic:nvPicPr>
-                    <pic:cNvPr descr="figures_ch4_bw/M_gauss_shock.png" id="97" name="Picture"/>
-                    <pic:cNvPicPr>
-                      <a:picLocks noChangeArrowheads="1" noChangeAspect="1"/>
-                    </pic:cNvPicPr>
-                  </pic:nvPicPr>
-                  <pic:blipFill>
-                    <a:blip r:embed="rId95"/>
-                    <a:stretch>
-                      <a:fillRect/>
-                    </a:stretch>
-                  </pic:blipFill>
-                  <pic:spPr bwMode="auto">
-                    <a:xfrm>
-                      <a:off x="0" y="0"/>
-                      <a:ext cx="5334000" cy="3164350"/>
-                    </a:xfrm>
-                    <a:prstGeom prst="rect">
-                      <a:avLst/>
-                    </a:prstGeom>
-                    <a:noFill/>
-                    <a:ln w="9525">
-                      <a:noFill/>
-                      <a:headEnd/>
-                      <a:tailEnd/>
-                    </a:ln>
-                  </pic:spPr>
-                </pic:pic>
-              </a:graphicData>
-            </a:graphic>
-          </wp:inline>
-        </w:drawing>
-      </w:r>
-    </w:p>
-    <w:p>
-      <w:pPr>
-        <w:pStyle w:val="ImageCaption"/>
-        <w:bidi/>
-      </w:pPr>
-      <w:r>
-        <w:rPr>
-          <w:rtl/>
-        </w:rPr>
-        <w:t xml:space="preserve">پاسخ به شوک حرارتیِ گاوسی: لرد–شولمن در برابر فوریه؛ تپِ LS دیرتر، قوی‌تر و ماندگارتر می‌رسد.</w:t>
+        <w:t xml:space="preserve">شکل ۴-۲۳: پاسخ به شوک حرارتیِ گاوسی — لرد–شولمن در برابر فوریه ‏[R_o/R_i=1.5، L=2.1 m، N_L=7، W_GPL=0.3٪، e_m3=0.8604، P_i=50 MPa، دو سر ساده]</w:t>
       </w:r>
     </w:p>
     <w:p>
@@ -8701,7 +8701,7 @@
           <w:bCs/>
           <w:rtl/>
         </w:rPr>
-        <w:t xml:space="preserve">شکل ۴-۲۴.</w:t>
+        <w:t xml:space="preserve">۴-۲۴</w:t>
       </w:r>
     </w:p>
     <w:p>
@@ -8714,7 +8714,7 @@
           <wp:inline>
             <wp:extent cx="5334000" cy="3708431"/>
             <wp:effectExtent b="0" l="0" r="0" t="0"/>
-            <wp:docPr descr="مقایسهٔ نظریه‌های ترموالاستیسیتهٔ تعمیم‌یافته: فوریه / لرد–شولمن / تأخیر دوفازی / گرین–نگدی نوع سوم." title="" id="102" name="Picture"/>
+            <wp:docPr descr="شکل ۴-۲۴: مقایسهٔ نظریه‌های ترموالاستیسیتهٔ تعمیم‌یافته — فوریه، لرد–شولمن، تأخیر دوفازی و گرین–نگدی نوع سوم ‏[R_o/R_i=1.5، L=2.1 m، N_L=7، W_GPL=0.3٪، e_m3=0.8604، τ*=0.15، P_i=50 MPa، دو سر ساده]" title="" id="102" name="Picture"/>
             <a:graphic>
               <a:graphicData uri="http://schemas.openxmlformats.org/drawingml/2006/picture">
                 <pic:pic>
@@ -8761,7 +8761,7 @@
         <w:rPr>
           <w:rtl/>
         </w:rPr>
-        <w:t xml:space="preserve">مقایسهٔ نظریه‌های ترموالاستیسیتهٔ تعمیم‌یافته: فوریه / لرد–شولمن / تأخیر دوفازی / گرین–نگدی نوع سوم.</w:t>
+        <w:t xml:space="preserve">شکل ۴-۲۴: مقایسهٔ نظریه‌های ترموالاستیسیتهٔ تعمیم‌یافته — فوریه، لرد–شولمن، تأخیر دوفازی و گرین–نگدی نوع سوم ‏[R_o/R_i=1.5، L=2.1 m، N_L=7، W_GPL=0.3٪، e_m3=0.8604، τ*=0.15، P_i=50 MPa، دو سر ساده]</w:t>
       </w:r>
     </w:p>
     <w:p>
@@ -9012,7 +9012,7 @@
         <w:rPr>
           <w:rtl/>
         </w:rPr>
-        <w:t xml:space="preserve">تا T* = 1.271 در τ* = 0.87 — که زیر هدایت فوریه ناممکن است — با شکل مشخصهٔ قله-قعرِ</w:t>
+        <w:t xml:space="preserve">تا T* = 1.166 در τ* = 0.44 — که زیر هدایت فوریه ناممکن است — با شکل مشخصهٔ قله-قعرِ</w:t>
       </w:r>
       <w:r>
         <w:rPr>

--- a/claude/thesis_chapter/RESULTS_CHAPTER_FA_R4_bw.docx
+++ b/claude/thesis_chapter/RESULTS_CHAPTER_FA_R4_bw.docx
@@ -372,7 +372,7 @@
         <w:rPr>
           <w:rtl/>
         </w:rPr>
-        <w:t xml:space="preserve">برای کلیت، همهٔ نتایج به‌صورت بی‌بعد و مطابق قرارداد مرجع [x] (حیدرپور و همکاران)</w:t>
+        <w:t xml:space="preserve">برای کلیت، همهٔ نتایج به‌صورت بی‌بعد و مطابق قرارداد مرجع [69] (حیدرپور و همکاران)</w:t>
       </w:r>
       <w:r>
         <w:rPr>

--- a/claude/thesis_chapter/RESULTS_CHAPTER_FA_R4_bw.docx
+++ b/claude/thesis_chapter/RESULTS_CHAPTER_FA_R4_bw.docx
@@ -3586,7 +3586,7 @@
       <w:r>
         <w:drawing>
           <wp:inline>
-            <wp:extent cx="5334000" cy="3697845"/>
+            <wp:extent cx="5334000" cy="3700121"/>
             <wp:effectExtent b="0" l="0" r="0" t="0"/>
             <wp:docPr descr="شکل ۴-۵: صحت‌سنجی (حرارتی) — پروفیل‌های دمای گذرا از حل مربعات‌تفاضلی+نیومارکِ حاضر در برابر حل دقیق سریِ بسل در t = ۲، ۱۰ و ۴۰ ثانیه" title="" id="29" name="Picture"/>
             <a:graphic>
@@ -3607,7 +3607,7 @@
                   <pic:spPr bwMode="auto">
                     <a:xfrm>
                       <a:off x="0" y="0"/>
-                      <a:ext cx="5334000" cy="3697845"/>
+                      <a:ext cx="5334000" cy="3700121"/>
                     </a:xfrm>
                     <a:prstGeom prst="rect">
                       <a:avLst/>
